--- a/designer/W07 Team Activity - Designer.docx
+++ b/designer/W07 Team Activity - Designer.docx
@@ -18,7 +18,7 @@
         <w:rPr>
           <w:rFonts w:ascii="Consolas" w:hAnsi="Consolas"/>
         </w:rPr>
-        <w:t>3</w:t>
+        <w:t>4</w:t>
       </w:r>
       <w:r>
         <w:rPr>
@@ -30,7 +30,7 @@
         <w:rPr>
           <w:rFonts w:ascii="Consolas" w:hAnsi="Consolas"/>
         </w:rPr>
-        <w:t>Scripture Memorizer</w:t>
+        <w:t>Mindfulness Program</w:t>
       </w:r>
     </w:p>
     <w:p>
@@ -66,13 +66,12 @@
         <w:rPr>
           <w:rFonts w:ascii="Consolas" w:hAnsi="Consolas"/>
         </w:rPr>
-        <w:t>This program displays a scripture, then hides a few words at a time until the complete scripture is hidden to aid in scripture mastery/memorization.</w:t>
-      </w:r>
-    </w:p>
-    <w:p>
-      <w:pPr>
-        <w:pStyle w:val="ListParagraph"/>
-        <w:ind w:left="1440"/>
+        <w:t>This program will allow the user to choose an activity (breathing, reflection, listing), which starts with a common starting message that provides the name of the activity, a description, and asks for and sets the duration of the activity in seconds. Then, it tells the user to prepare to begin and pause for several seconds. Each activity will end with a common ending message that tells the user that they have done a good job, then tells them the activity they have completed and the length of time it took before quitting.</w:t>
+      </w:r>
+    </w:p>
+    <w:p>
+      <w:pPr>
+        <w:pStyle w:val="ListParagraph"/>
         <w:rPr>
           <w:rFonts w:ascii="Consolas" w:hAnsi="Consolas"/>
         </w:rPr>
@@ -111,7 +110,43 @@
         <w:rPr>
           <w:rFonts w:ascii="Consolas" w:hAnsi="Consolas"/>
         </w:rPr>
-        <w:t>Scripture reference + scripture text</w:t>
+        <w:t>The user’s choice in activity,</w:t>
+      </w:r>
+      <w:r>
+        <w:rPr>
+          <w:rFonts w:ascii="Consolas" w:hAnsi="Consolas"/>
+        </w:rPr>
+        <w:t xml:space="preserve"> the user’s preferred session length, user indicating they are done thinking about prompt in activity #2,</w:t>
+      </w:r>
+      <w:r>
+        <w:rPr>
+          <w:rFonts w:ascii="Consolas" w:hAnsi="Consolas"/>
+        </w:rPr>
+        <w:t xml:space="preserve"> user listed items in activity #3</w:t>
+      </w:r>
+      <w:r>
+        <w:rPr>
+          <w:rFonts w:ascii="Consolas" w:hAnsi="Consolas"/>
+        </w:rPr>
+        <w:br/>
+      </w:r>
+    </w:p>
+    <w:p>
+      <w:pPr>
+        <w:pStyle w:val="ListParagraph"/>
+        <w:numPr>
+          <w:ilvl w:val="0"/>
+          <w:numId w:val="1"/>
+        </w:numPr>
+        <w:rPr>
+          <w:rFonts w:ascii="Consolas" w:hAnsi="Consolas"/>
+        </w:rPr>
+      </w:pPr>
+      <w:r>
+        <w:rPr>
+          <w:rFonts w:ascii="Consolas" w:hAnsi="Consolas"/>
+        </w:rPr>
+        <w:t>What output does it produce?</w:t>
       </w:r>
     </w:p>
     <w:p>
@@ -129,17 +164,14 @@
         <w:rPr>
           <w:rFonts w:ascii="Consolas" w:hAnsi="Consolas"/>
         </w:rPr>
-        <w:t xml:space="preserve">Display, random scripture, etc. </w:t>
-      </w:r>
-    </w:p>
-    <w:p>
-      <w:pPr>
-        <w:pStyle w:val="ListParagraph"/>
-        <w:ind w:left="1440"/>
-        <w:rPr>
-          <w:rFonts w:ascii="Consolas" w:hAnsi="Consolas"/>
-        </w:rPr>
-      </w:pPr>
+        <w:t>In each activity, the output is different. In the breathing, it outputs a timer for how long you should breathe; in the reflection, it outputs questions for you to ponder and think about; and in the listing activity, it gives you a prompt to start listing your thoughts from. Then, it tallies how many times you have done the challenge.</w:t>
+      </w:r>
+      <w:r>
+        <w:rPr>
+          <w:rFonts w:ascii="Consolas" w:hAnsi="Consolas"/>
+        </w:rPr>
+        <w:br/>
+      </w:r>
     </w:p>
     <w:p>
       <w:pPr>
@@ -156,7 +188,7 @@
         <w:rPr>
           <w:rFonts w:ascii="Consolas" w:hAnsi="Consolas"/>
         </w:rPr>
-        <w:t>What output does it produce?</w:t>
+        <w:t>How does the program end?</w:t>
       </w:r>
     </w:p>
     <w:p>
@@ -174,17 +206,14 @@
         <w:rPr>
           <w:rFonts w:ascii="Consolas" w:hAnsi="Consolas"/>
         </w:rPr>
-        <w:t>The program should show a scripture, and then hide the words of that scripture until the scripture is mastered.</w:t>
-      </w:r>
-    </w:p>
-    <w:p>
-      <w:pPr>
-        <w:pStyle w:val="ListParagraph"/>
-        <w:ind w:left="1440"/>
-        <w:rPr>
-          <w:rFonts w:ascii="Consolas" w:hAnsi="Consolas"/>
-        </w:rPr>
-      </w:pPr>
+        <w:t>When you decide to ‘quit’ the program.</w:t>
+      </w:r>
+      <w:r>
+        <w:rPr>
+          <w:rFonts w:ascii="Consolas" w:hAnsi="Consolas"/>
+        </w:rPr>
+        <w:br/>
+      </w:r>
     </w:p>
     <w:p>
       <w:pPr>
@@ -201,7 +230,7 @@
         <w:rPr>
           <w:rFonts w:ascii="Consolas" w:hAnsi="Consolas"/>
         </w:rPr>
-        <w:t xml:space="preserve">How does the program end? </w:t>
+        <w:t>What are good candidates for classes in this program?</w:t>
       </w:r>
     </w:p>
     <w:p>
@@ -219,31 +248,72 @@
         <w:rPr>
           <w:rFonts w:ascii="Consolas" w:hAnsi="Consolas"/>
         </w:rPr>
-        <w:t xml:space="preserve">The program can end when the user decides to type “quit” or when </w:t>
-      </w:r>
-      <w:proofErr w:type="gramStart"/>
-      <w:r>
-        <w:rPr>
-          <w:rFonts w:ascii="Consolas" w:hAnsi="Consolas"/>
-        </w:rPr>
-        <w:t>all of</w:t>
-      </w:r>
-      <w:proofErr w:type="gramEnd"/>
-      <w:r>
-        <w:rPr>
-          <w:rFonts w:ascii="Consolas" w:hAnsi="Consolas"/>
-        </w:rPr>
-        <w:t xml:space="preserve"> the words in the scripture become hidden.</w:t>
-      </w:r>
-    </w:p>
-    <w:p>
-      <w:pPr>
-        <w:pStyle w:val="ListParagraph"/>
-        <w:ind w:left="1440"/>
-        <w:rPr>
-          <w:rFonts w:ascii="Consolas" w:hAnsi="Consolas"/>
-        </w:rPr>
-      </w:pPr>
+        <w:t>Activity</w:t>
+      </w:r>
+    </w:p>
+    <w:p>
+      <w:pPr>
+        <w:pStyle w:val="ListParagraph"/>
+        <w:numPr>
+          <w:ilvl w:val="1"/>
+          <w:numId w:val="1"/>
+        </w:numPr>
+        <w:rPr>
+          <w:rFonts w:ascii="Consolas" w:hAnsi="Consolas"/>
+        </w:rPr>
+      </w:pPr>
+      <w:proofErr w:type="spellStart"/>
+      <w:r>
+        <w:rPr>
+          <w:rFonts w:ascii="Consolas" w:hAnsi="Consolas"/>
+        </w:rPr>
+        <w:t>ListingActivity</w:t>
+      </w:r>
+      <w:proofErr w:type="spellEnd"/>
+    </w:p>
+    <w:p>
+      <w:pPr>
+        <w:pStyle w:val="ListParagraph"/>
+        <w:numPr>
+          <w:ilvl w:val="1"/>
+          <w:numId w:val="1"/>
+        </w:numPr>
+        <w:rPr>
+          <w:rFonts w:ascii="Consolas" w:hAnsi="Consolas"/>
+        </w:rPr>
+      </w:pPr>
+      <w:proofErr w:type="spellStart"/>
+      <w:r>
+        <w:rPr>
+          <w:rFonts w:ascii="Consolas" w:hAnsi="Consolas"/>
+        </w:rPr>
+        <w:t>BreathingActivity</w:t>
+      </w:r>
+      <w:proofErr w:type="spellEnd"/>
+    </w:p>
+    <w:p>
+      <w:pPr>
+        <w:pStyle w:val="ListParagraph"/>
+        <w:numPr>
+          <w:ilvl w:val="1"/>
+          <w:numId w:val="1"/>
+        </w:numPr>
+        <w:rPr>
+          <w:rFonts w:ascii="Consolas" w:hAnsi="Consolas"/>
+        </w:rPr>
+      </w:pPr>
+      <w:r>
+        <w:rPr>
+          <w:rFonts w:ascii="Consolas" w:hAnsi="Consolas"/>
+        </w:rPr>
+        <w:t>ReflectingActivity</w:t>
+      </w:r>
+      <w:r>
+        <w:rPr>
+          <w:rFonts w:ascii="Consolas" w:hAnsi="Consolas"/>
+        </w:rPr>
+        <w:br/>
+      </w:r>
     </w:p>
     <w:p>
       <w:pPr>
@@ -260,7 +330,7 @@
         <w:rPr>
           <w:rFonts w:ascii="Consolas" w:hAnsi="Consolas"/>
         </w:rPr>
-        <w:t>What are good candidates for classes in this program?</w:t>
+        <w:t>What are the primary responsibilities of each class?</w:t>
       </w:r>
     </w:p>
     <w:p>
@@ -278,7 +348,7 @@
         <w:rPr>
           <w:rFonts w:ascii="Consolas" w:hAnsi="Consolas"/>
         </w:rPr>
-        <w:t>Scripture</w:t>
+        <w:t>Activity – encapsulates the common behaviors/attributes of all the activities (name, description, duration) and provides the methods to run the activity, display details, handle user input, end the activity, etc.</w:t>
       </w:r>
     </w:p>
     <w:p>
@@ -292,11 +362,25 @@
           <w:rFonts w:ascii="Consolas" w:hAnsi="Consolas"/>
         </w:rPr>
       </w:pPr>
-      <w:r>
-        <w:rPr>
-          <w:rFonts w:ascii="Consolas" w:hAnsi="Consolas"/>
-        </w:rPr>
-        <w:t>Reference</w:t>
+      <w:proofErr w:type="spellStart"/>
+      <w:r>
+        <w:rPr>
+          <w:rFonts w:ascii="Consolas" w:hAnsi="Consolas"/>
+        </w:rPr>
+        <w:t>ListingActivity</w:t>
+      </w:r>
+      <w:proofErr w:type="spellEnd"/>
+      <w:r>
+        <w:rPr>
+          <w:rFonts w:ascii="Consolas" w:hAnsi="Consolas"/>
+        </w:rPr>
+        <w:t xml:space="preserve"> – </w:t>
+      </w:r>
+      <w:r>
+        <w:rPr>
+          <w:rFonts w:ascii="Consolas" w:hAnsi="Consolas"/>
+        </w:rPr>
+        <w:t>inherits from the Activity class, defines specifics for listing activity, manages prompts for listing, prompts listing activity, generates random prompt, logs activity usage</w:t>
       </w:r>
     </w:p>
     <w:p>
@@ -310,11 +394,86 @@
           <w:rFonts w:ascii="Consolas" w:hAnsi="Consolas"/>
         </w:rPr>
       </w:pPr>
-      <w:r>
-        <w:rPr>
-          <w:rFonts w:ascii="Consolas" w:hAnsi="Consolas"/>
-        </w:rPr>
-        <w:t>Word (?)</w:t>
+      <w:proofErr w:type="spellStart"/>
+      <w:r>
+        <w:rPr>
+          <w:rFonts w:ascii="Consolas" w:hAnsi="Consolas"/>
+        </w:rPr>
+        <w:t>BreathingActivity</w:t>
+      </w:r>
+      <w:proofErr w:type="spellEnd"/>
+      <w:r>
+        <w:rPr>
+          <w:rFonts w:ascii="Consolas" w:hAnsi="Consolas"/>
+        </w:rPr>
+        <w:t xml:space="preserve"> – </w:t>
+      </w:r>
+      <w:r>
+        <w:rPr>
+          <w:rFonts w:ascii="Consolas" w:hAnsi="Consolas"/>
+        </w:rPr>
+        <w:t xml:space="preserve">inherits from the Activity class, </w:t>
+      </w:r>
+      <w:r>
+        <w:rPr>
+          <w:rFonts w:ascii="Consolas" w:hAnsi="Consolas"/>
+        </w:rPr>
+        <w:t>manages specifics for breathing activity</w:t>
+      </w:r>
+      <w:r>
+        <w:rPr>
+          <w:rFonts w:ascii="Consolas" w:hAnsi="Consolas"/>
+        </w:rPr>
+        <w:t>,</w:t>
+      </w:r>
+      <w:r>
+        <w:rPr>
+          <w:rFonts w:ascii="Consolas" w:hAnsi="Consolas"/>
+        </w:rPr>
+        <w:t xml:space="preserve"> prompts breathing activity, </w:t>
+      </w:r>
+      <w:r>
+        <w:rPr>
+          <w:rFonts w:ascii="Consolas" w:hAnsi="Consolas"/>
+        </w:rPr>
+        <w:t>logs activity usage</w:t>
+      </w:r>
+    </w:p>
+    <w:p>
+      <w:pPr>
+        <w:pStyle w:val="ListParagraph"/>
+        <w:numPr>
+          <w:ilvl w:val="1"/>
+          <w:numId w:val="1"/>
+        </w:numPr>
+        <w:rPr>
+          <w:rFonts w:ascii="Consolas" w:hAnsi="Consolas"/>
+        </w:rPr>
+      </w:pPr>
+      <w:r>
+        <w:rPr>
+          <w:rFonts w:ascii="Consolas" w:hAnsi="Consolas"/>
+        </w:rPr>
+        <w:lastRenderedPageBreak/>
+        <w:t xml:space="preserve">ReflectingActivity </w:t>
+      </w:r>
+      <w:r>
+        <w:rPr>
+          <w:rFonts w:ascii="Consolas" w:hAnsi="Consolas"/>
+        </w:rPr>
+        <w:t>–</w:t>
+      </w:r>
+      <w:r>
+        <w:rPr>
+          <w:rFonts w:ascii="Consolas" w:hAnsi="Consolas"/>
+        </w:rPr>
+        <w:t xml:space="preserve"> </w:t>
+      </w:r>
+      <w:r>
+        <w:rPr>
+          <w:rFonts w:ascii="Consolas" w:hAnsi="Consolas"/>
+        </w:rPr>
+        <w:t>inherits from the Activity class, defines specifics for reflecting activity, manages prompts for reflection, prompts reflecting activity, generates random prompt, logs activity usage</w:t>
       </w:r>
     </w:p>
     <w:p>
@@ -341,7 +500,19 @@
         <w:rPr>
           <w:rFonts w:ascii="Consolas" w:hAnsi="Consolas"/>
         </w:rPr>
-        <w:t>What are the primary responsibilities of each class?</w:t>
+        <w:t xml:space="preserve">What are the behaviors this class will have </w:t>
+      </w:r>
+      <w:r>
+        <w:rPr>
+          <w:rFonts w:ascii="Consolas" w:hAnsi="Consolas"/>
+        </w:rPr>
+        <w:t xml:space="preserve">in order to </w:t>
+      </w:r>
+      <w:r>
+        <w:rPr>
+          <w:rFonts w:ascii="Consolas" w:hAnsi="Consolas"/>
+        </w:rPr>
+        <w:t>fulfill its responsibilities? (In other words, what things should this class do?)</w:t>
       </w:r>
     </w:p>
     <w:p>
@@ -359,7 +530,13 @@
         <w:rPr>
           <w:rFonts w:ascii="Consolas" w:hAnsi="Consolas"/>
         </w:rPr>
-        <w:t>Scripture – Contains the text of the scripture and the reference (book, verse, chapter, etc.)</w:t>
+        <w:t>Activity –</w:t>
+      </w:r>
+      <w:r>
+        <w:rPr>
+          <w:rFonts w:ascii="Consolas" w:hAnsi="Consolas"/>
+        </w:rPr>
+        <w:t xml:space="preserve"> Setting up activity, displaying activity details, asking for duration, running activity, ending activity, spinner and countdown timer, time management</w:t>
       </w:r>
     </w:p>
     <w:p>
@@ -373,20 +550,26 @@
           <w:rFonts w:ascii="Consolas" w:hAnsi="Consolas"/>
         </w:rPr>
       </w:pPr>
-      <w:r>
-        <w:rPr>
-          <w:rFonts w:ascii="Consolas" w:hAnsi="Consolas"/>
-        </w:rPr>
-        <w:t xml:space="preserve">Reference – Contains the book, verse, chapter, etc. the scripture refers </w:t>
-      </w:r>
-      <w:proofErr w:type="gramStart"/>
-      <w:r>
-        <w:rPr>
-          <w:rFonts w:ascii="Consolas" w:hAnsi="Consolas"/>
-        </w:rPr>
-        <w:t>to</w:t>
-      </w:r>
-      <w:proofErr w:type="gramEnd"/>
+      <w:proofErr w:type="spellStart"/>
+      <w:r>
+        <w:rPr>
+          <w:rFonts w:ascii="Consolas" w:hAnsi="Consolas"/>
+        </w:rPr>
+        <w:t>ListingActivity</w:t>
+      </w:r>
+      <w:proofErr w:type="spellEnd"/>
+      <w:r>
+        <w:rPr>
+          <w:rFonts w:ascii="Consolas" w:hAnsi="Consolas"/>
+        </w:rPr>
+        <w:t xml:space="preserve"> – </w:t>
+      </w:r>
+      <w:r>
+        <w:rPr>
+          <w:rFonts w:ascii="Consolas" w:hAnsi="Consolas"/>
+        </w:rPr>
+        <w:t>prompting listing, generating prompts, user interactions</w:t>
+      </w:r>
     </w:p>
     <w:p>
       <w:pPr>
@@ -399,20 +582,69 @@
           <w:rFonts w:ascii="Consolas" w:hAnsi="Consolas"/>
         </w:rPr>
       </w:pPr>
-      <w:r>
-        <w:rPr>
-          <w:rFonts w:ascii="Consolas" w:hAnsi="Consolas"/>
-        </w:rPr>
-        <w:t xml:space="preserve">Word – Contains the word and if it should be shown or </w:t>
-      </w:r>
-      <w:proofErr w:type="gramStart"/>
-      <w:r>
-        <w:rPr>
-          <w:rFonts w:ascii="Consolas" w:hAnsi="Consolas"/>
-        </w:rPr>
-        <w:t>not</w:t>
-      </w:r>
-      <w:proofErr w:type="gramEnd"/>
+      <w:proofErr w:type="spellStart"/>
+      <w:r>
+        <w:rPr>
+          <w:rFonts w:ascii="Consolas" w:hAnsi="Consolas"/>
+        </w:rPr>
+        <w:t>BreathingActivity</w:t>
+      </w:r>
+      <w:proofErr w:type="spellEnd"/>
+      <w:r>
+        <w:rPr>
+          <w:rFonts w:ascii="Consolas" w:hAnsi="Consolas"/>
+        </w:rPr>
+        <w:t xml:space="preserve"> –</w:t>
+      </w:r>
+      <w:r>
+        <w:rPr>
+          <w:rFonts w:ascii="Consolas" w:hAnsi="Consolas"/>
+        </w:rPr>
+        <w:t xml:space="preserve"> prompting breathing, </w:t>
+      </w:r>
+      <w:r>
+        <w:rPr>
+          <w:rFonts w:ascii="Consolas" w:hAnsi="Consolas"/>
+        </w:rPr>
+        <w:tab/>
+        <w:t>user interactions</w:t>
+      </w:r>
+    </w:p>
+    <w:p>
+      <w:pPr>
+        <w:pStyle w:val="ListParagraph"/>
+        <w:numPr>
+          <w:ilvl w:val="1"/>
+          <w:numId w:val="1"/>
+        </w:numPr>
+        <w:rPr>
+          <w:rFonts w:ascii="Consolas" w:hAnsi="Consolas"/>
+        </w:rPr>
+      </w:pPr>
+      <w:r>
+        <w:rPr>
+          <w:rFonts w:ascii="Consolas" w:hAnsi="Consolas"/>
+        </w:rPr>
+        <w:t xml:space="preserve">ReflectingActivity </w:t>
+      </w:r>
+      <w:r>
+        <w:rPr>
+          <w:rFonts w:ascii="Consolas" w:hAnsi="Consolas"/>
+        </w:rPr>
+        <w:t>–</w:t>
+      </w:r>
+      <w:r>
+        <w:rPr>
+          <w:rFonts w:ascii="Consolas" w:hAnsi="Consolas"/>
+        </w:rPr>
+        <w:t xml:space="preserve"> </w:t>
+      </w:r>
+      <w:r>
+        <w:rPr>
+          <w:rFonts w:ascii="Consolas" w:hAnsi="Consolas"/>
+        </w:rPr>
+        <w:t>prompting reflections, generating prompts/questions, user interactions</w:t>
+      </w:r>
     </w:p>
     <w:p>
       <w:pPr>
@@ -438,21 +670,25 @@
         <w:rPr>
           <w:rFonts w:ascii="Consolas" w:hAnsi="Consolas"/>
         </w:rPr>
-        <w:t xml:space="preserve">What are the behaviors this class will have </w:t>
-      </w:r>
-      <w:proofErr w:type="gramStart"/>
-      <w:r>
-        <w:rPr>
-          <w:rFonts w:ascii="Consolas" w:hAnsi="Consolas"/>
-        </w:rPr>
-        <w:t>in order to</w:t>
-      </w:r>
-      <w:proofErr w:type="gramEnd"/>
-      <w:r>
-        <w:rPr>
-          <w:rFonts w:ascii="Consolas" w:hAnsi="Consolas"/>
-        </w:rPr>
-        <w:t xml:space="preserve"> fulfill its responsibilities? (In other words, what things should this class do?)</w:t>
+        <w:t>What attributes does this class need to fulfill its behaviors? (In other words, what variables should this class store?</w:t>
+      </w:r>
+      <w:r>
+        <w:rPr>
+          <w:rFonts w:ascii="Consolas" w:hAnsi="Consolas"/>
+        </w:rPr>
+        <w:t xml:space="preserve"> </w:t>
+      </w:r>
+      <w:r>
+        <w:rPr>
+          <w:rFonts w:ascii="Consolas" w:hAnsi="Consolas"/>
+        </w:rPr>
+        <w:t>What are the data types of these member variables?</w:t>
+      </w:r>
+      <w:r>
+        <w:rPr>
+          <w:rFonts w:ascii="Consolas" w:hAnsi="Consolas"/>
+        </w:rPr>
+        <w:t>)</w:t>
       </w:r>
     </w:p>
     <w:p>
@@ -470,97 +706,7 @@
         <w:rPr>
           <w:rFonts w:ascii="Consolas" w:hAnsi="Consolas"/>
         </w:rPr>
-        <w:t xml:space="preserve">Scripture – </w:t>
-      </w:r>
-      <w:proofErr w:type="gramStart"/>
-      <w:r>
-        <w:rPr>
-          <w:rFonts w:ascii="Consolas" w:hAnsi="Consolas"/>
-        </w:rPr>
-        <w:t>Scripture( get</w:t>
-      </w:r>
-      <w:proofErr w:type="gramEnd"/>
-      <w:r>
-        <w:rPr>
-          <w:rFonts w:ascii="Consolas" w:hAnsi="Consolas"/>
-        </w:rPr>
-        <w:t xml:space="preserve">; set;), </w:t>
-      </w:r>
-      <w:proofErr w:type="spellStart"/>
-      <w:r>
-        <w:rPr>
-          <w:rFonts w:ascii="Consolas" w:hAnsi="Consolas"/>
-        </w:rPr>
-        <w:t>DisplayScriptures</w:t>
-      </w:r>
-      <w:proofErr w:type="spellEnd"/>
-      <w:r>
-        <w:rPr>
-          <w:rFonts w:ascii="Consolas" w:hAnsi="Consolas"/>
-        </w:rPr>
-        <w:t xml:space="preserve">(), </w:t>
-      </w:r>
-      <w:proofErr w:type="spellStart"/>
-      <w:r>
-        <w:rPr>
-          <w:rFonts w:ascii="Consolas" w:hAnsi="Consolas"/>
-        </w:rPr>
-        <w:t>SaveScriptures</w:t>
-      </w:r>
-      <w:proofErr w:type="spellEnd"/>
-      <w:r>
-        <w:rPr>
-          <w:rFonts w:ascii="Consolas" w:hAnsi="Consolas"/>
-        </w:rPr>
-        <w:t xml:space="preserve">(), </w:t>
-      </w:r>
-      <w:proofErr w:type="spellStart"/>
-      <w:r>
-        <w:rPr>
-          <w:rFonts w:ascii="Consolas" w:hAnsi="Consolas"/>
-        </w:rPr>
-        <w:t>LoadScriptures</w:t>
-      </w:r>
-      <w:proofErr w:type="spellEnd"/>
-      <w:r>
-        <w:rPr>
-          <w:rFonts w:ascii="Consolas" w:hAnsi="Consolas"/>
-        </w:rPr>
-        <w:t>(),</w:t>
-      </w:r>
-      <w:r>
-        <w:rPr>
-          <w:rFonts w:ascii="Consolas" w:hAnsi="Consolas"/>
-        </w:rPr>
-        <w:t xml:space="preserve"> </w:t>
-      </w:r>
-      <w:proofErr w:type="spellStart"/>
-      <w:r>
-        <w:rPr>
-          <w:rFonts w:ascii="Consolas" w:hAnsi="Consolas"/>
-        </w:rPr>
-        <w:t>HideWords</w:t>
-      </w:r>
-      <w:proofErr w:type="spellEnd"/>
-      <w:r>
-        <w:rPr>
-          <w:rFonts w:ascii="Consolas" w:hAnsi="Consolas"/>
-        </w:rPr>
-        <w:t xml:space="preserve">(), </w:t>
-      </w:r>
-      <w:proofErr w:type="spellStart"/>
-      <w:r>
-        <w:rPr>
-          <w:rFonts w:ascii="Consolas" w:hAnsi="Consolas"/>
-        </w:rPr>
-        <w:t>RevealHiddenWords</w:t>
-      </w:r>
-      <w:proofErr w:type="spellEnd"/>
-      <w:r>
-        <w:rPr>
-          <w:rFonts w:ascii="Consolas" w:hAnsi="Consolas"/>
-        </w:rPr>
-        <w:t>()</w:t>
+        <w:t>Activity – private string _name, private string _description, private int _duration</w:t>
       </w:r>
     </w:p>
     <w:p>
@@ -574,81 +720,19 @@
           <w:rFonts w:ascii="Consolas" w:hAnsi="Consolas"/>
         </w:rPr>
       </w:pPr>
-      <w:r>
-        <w:rPr>
-          <w:rFonts w:ascii="Consolas" w:hAnsi="Consolas"/>
-        </w:rPr>
-        <w:t xml:space="preserve">Reference – </w:t>
-      </w:r>
-      <w:proofErr w:type="gramStart"/>
-      <w:r>
-        <w:rPr>
-          <w:rFonts w:ascii="Consolas" w:hAnsi="Consolas"/>
-        </w:rPr>
-        <w:t>Reference( get</w:t>
-      </w:r>
-      <w:proofErr w:type="gramEnd"/>
-      <w:r>
-        <w:rPr>
-          <w:rFonts w:ascii="Consolas" w:hAnsi="Consolas"/>
-        </w:rPr>
-        <w:t xml:space="preserve">; set; ), </w:t>
-      </w:r>
-      <w:proofErr w:type="spellStart"/>
-      <w:r>
-        <w:rPr>
-          <w:rFonts w:ascii="Consolas" w:hAnsi="Consolas"/>
-        </w:rPr>
-        <w:t>DisplayReference</w:t>
-      </w:r>
-      <w:proofErr w:type="spellEnd"/>
-      <w:r>
-        <w:rPr>
-          <w:rFonts w:ascii="Consolas" w:hAnsi="Consolas"/>
-        </w:rPr>
-        <w:t xml:space="preserve">(), </w:t>
-      </w:r>
-      <w:proofErr w:type="spellStart"/>
-      <w:r>
-        <w:rPr>
-          <w:rFonts w:ascii="Consolas" w:hAnsi="Consolas"/>
-        </w:rPr>
-        <w:t>SaveReference</w:t>
-      </w:r>
-      <w:proofErr w:type="spellEnd"/>
-      <w:r>
-        <w:rPr>
-          <w:rFonts w:ascii="Consolas" w:hAnsi="Consolas"/>
-        </w:rPr>
-        <w:t xml:space="preserve">(), </w:t>
-      </w:r>
-      <w:proofErr w:type="spellStart"/>
-      <w:r>
-        <w:rPr>
-          <w:rFonts w:ascii="Consolas" w:hAnsi="Consolas"/>
-        </w:rPr>
-        <w:t>LoadReference</w:t>
-      </w:r>
-      <w:proofErr w:type="spellEnd"/>
-      <w:r>
-        <w:rPr>
-          <w:rFonts w:ascii="Consolas" w:hAnsi="Consolas"/>
-        </w:rPr>
-        <w:t xml:space="preserve">(), </w:t>
-      </w:r>
-      <w:proofErr w:type="spellStart"/>
-      <w:r>
-        <w:rPr>
-          <w:rFonts w:ascii="Consolas" w:hAnsi="Consolas"/>
-        </w:rPr>
-        <w:t>AddReference</w:t>
-      </w:r>
-      <w:proofErr w:type="spellEnd"/>
-      <w:r>
-        <w:rPr>
-          <w:rFonts w:ascii="Consolas" w:hAnsi="Consolas"/>
-        </w:rPr>
-        <w:t>()</w:t>
+      <w:proofErr w:type="spellStart"/>
+      <w:r>
+        <w:rPr>
+          <w:rFonts w:ascii="Consolas" w:hAnsi="Consolas"/>
+        </w:rPr>
+        <w:t>ListingActivity</w:t>
+      </w:r>
+      <w:proofErr w:type="spellEnd"/>
+      <w:r>
+        <w:rPr>
+          <w:rFonts w:ascii="Consolas" w:hAnsi="Consolas"/>
+        </w:rPr>
+        <w:t xml:space="preserve"> – private List&lt;string&gt; _prompts, (inherited from Activity)</w:t>
       </w:r>
     </w:p>
     <w:p>
@@ -662,25 +746,37 @@
           <w:rFonts w:ascii="Consolas" w:hAnsi="Consolas"/>
         </w:rPr>
       </w:pPr>
-      <w:r>
-        <w:rPr>
-          <w:rFonts w:ascii="Consolas" w:hAnsi="Consolas"/>
-        </w:rPr>
-        <w:t xml:space="preserve">Word – Word </w:t>
-      </w:r>
-      <w:proofErr w:type="gramStart"/>
-      <w:r>
-        <w:rPr>
-          <w:rFonts w:ascii="Consolas" w:hAnsi="Consolas"/>
-        </w:rPr>
-        <w:t>( get</w:t>
-      </w:r>
-      <w:proofErr w:type="gramEnd"/>
-      <w:r>
-        <w:rPr>
-          <w:rFonts w:ascii="Consolas" w:hAnsi="Consolas"/>
-        </w:rPr>
-        <w:t>; set; ), Show(), Hide()</w:t>
+      <w:proofErr w:type="spellStart"/>
+      <w:r>
+        <w:rPr>
+          <w:rFonts w:ascii="Consolas" w:hAnsi="Consolas"/>
+        </w:rPr>
+        <w:t>BreathingActivity</w:t>
+      </w:r>
+      <w:proofErr w:type="spellEnd"/>
+      <w:r>
+        <w:rPr>
+          <w:rFonts w:ascii="Consolas" w:hAnsi="Consolas"/>
+        </w:rPr>
+        <w:t xml:space="preserve"> – (inherited from Activity)</w:t>
+      </w:r>
+    </w:p>
+    <w:p>
+      <w:pPr>
+        <w:pStyle w:val="ListParagraph"/>
+        <w:numPr>
+          <w:ilvl w:val="1"/>
+          <w:numId w:val="1"/>
+        </w:numPr>
+        <w:rPr>
+          <w:rFonts w:ascii="Consolas" w:hAnsi="Consolas"/>
+        </w:rPr>
+      </w:pPr>
+      <w:r>
+        <w:rPr>
+          <w:rFonts w:ascii="Consolas" w:hAnsi="Consolas"/>
+        </w:rPr>
+        <w:t>ReflectingActivity – private List&lt;string&gt; _prompts, private List&lt;string&gt; _questions, (inherited from Activity)</w:t>
       </w:r>
     </w:p>
     <w:p>
@@ -707,7 +803,19 @@
         <w:rPr>
           <w:rFonts w:ascii="Consolas" w:hAnsi="Consolas"/>
         </w:rPr>
-        <w:t>What attributes does this class need to fulfill its behaviors? (In other words, what variables should this class store?) What are the data types of these member variables?</w:t>
+        <w:t>What constructors should each class have?</w:t>
+      </w:r>
+      <w:r>
+        <w:rPr>
+          <w:rFonts w:ascii="Consolas" w:hAnsi="Consolas"/>
+        </w:rPr>
+        <w:t xml:space="preserve"> </w:t>
+      </w:r>
+      <w:r>
+        <w:rPr>
+          <w:rFonts w:ascii="Consolas" w:hAnsi="Consolas"/>
+        </w:rPr>
+        <w:t>What other work needs to be done to set up these objects?</w:t>
       </w:r>
     </w:p>
     <w:p>
@@ -725,7 +833,7 @@
         <w:rPr>
           <w:rFonts w:ascii="Consolas" w:hAnsi="Consolas"/>
         </w:rPr>
-        <w:t>Scripture – Reference _reference, List&lt;Word&gt; _words</w:t>
+        <w:t>Activity – public Activity(string name, string description, int duration)</w:t>
       </w:r>
     </w:p>
     <w:p>
@@ -739,70 +847,34 @@
           <w:rFonts w:ascii="Consolas" w:hAnsi="Consolas"/>
         </w:rPr>
       </w:pPr>
-      <w:r>
-        <w:rPr>
-          <w:rFonts w:ascii="Consolas" w:hAnsi="Consolas"/>
-        </w:rPr>
-        <w:t xml:space="preserve">Reference – string _book, </w:t>
-      </w:r>
-      <w:r>
-        <w:rPr>
-          <w:rFonts w:ascii="Consolas" w:hAnsi="Consolas"/>
-        </w:rPr>
-        <w:t>int</w:t>
-      </w:r>
-      <w:r>
-        <w:rPr>
-          <w:rFonts w:ascii="Consolas" w:hAnsi="Consolas"/>
-        </w:rPr>
-        <w:t xml:space="preserve"> _chapter, </w:t>
-      </w:r>
-      <w:r>
-        <w:rPr>
-          <w:rFonts w:ascii="Consolas" w:hAnsi="Consolas"/>
-        </w:rPr>
-        <w:t>int</w:t>
-      </w:r>
-      <w:r>
-        <w:rPr>
-          <w:rFonts w:ascii="Consolas" w:hAnsi="Consolas"/>
-        </w:rPr>
-        <w:t xml:space="preserve"> _</w:t>
-      </w:r>
-      <w:proofErr w:type="spellStart"/>
-      <w:r>
-        <w:rPr>
-          <w:rFonts w:ascii="Consolas" w:hAnsi="Consolas"/>
-        </w:rPr>
-        <w:t>firstVerse</w:t>
-      </w:r>
-      <w:proofErr w:type="spellEnd"/>
-      <w:r>
-        <w:rPr>
-          <w:rFonts w:ascii="Consolas" w:hAnsi="Consolas"/>
-        </w:rPr>
-        <w:t xml:space="preserve">, </w:t>
-      </w:r>
-      <w:r>
-        <w:rPr>
-          <w:rFonts w:ascii="Consolas" w:hAnsi="Consolas"/>
-        </w:rPr>
-        <w:t>int</w:t>
-      </w:r>
-      <w:r>
-        <w:rPr>
-          <w:rFonts w:ascii="Consolas" w:hAnsi="Consolas"/>
-        </w:rPr>
-        <w:t xml:space="preserve"> _</w:t>
-      </w:r>
-      <w:proofErr w:type="spellStart"/>
-      <w:r>
-        <w:rPr>
-          <w:rFonts w:ascii="Consolas" w:hAnsi="Consolas"/>
-        </w:rPr>
-        <w:t>lastVerse</w:t>
-      </w:r>
-      <w:proofErr w:type="spellEnd"/>
+      <w:proofErr w:type="spellStart"/>
+      <w:r>
+        <w:rPr>
+          <w:rFonts w:ascii="Consolas" w:hAnsi="Consolas"/>
+        </w:rPr>
+        <w:t>ListingActivity</w:t>
+      </w:r>
+      <w:proofErr w:type="spellEnd"/>
+      <w:r>
+        <w:rPr>
+          <w:rFonts w:ascii="Consolas" w:hAnsi="Consolas"/>
+        </w:rPr>
+        <w:t xml:space="preserve"> – public </w:t>
+      </w:r>
+      <w:proofErr w:type="spellStart"/>
+      <w:r>
+        <w:rPr>
+          <w:rFonts w:ascii="Consolas" w:hAnsi="Consolas"/>
+        </w:rPr>
+        <w:t>ListingActivity</w:t>
+      </w:r>
+      <w:proofErr w:type="spellEnd"/>
+      <w:r>
+        <w:rPr>
+          <w:rFonts w:ascii="Consolas" w:hAnsi="Consolas"/>
+        </w:rPr>
+        <w:t>(string name, string description, List&lt;string&gt; prompts)</w:t>
+      </w:r>
     </w:p>
     <w:p>
       <w:pPr>
@@ -815,58 +887,33 @@
           <w:rFonts w:ascii="Consolas" w:hAnsi="Consolas"/>
         </w:rPr>
       </w:pPr>
-      <w:r>
-        <w:rPr>
-          <w:rFonts w:ascii="Consolas" w:hAnsi="Consolas"/>
-        </w:rPr>
-        <w:t>Word – string _word, bool _</w:t>
-      </w:r>
-      <w:proofErr w:type="spellStart"/>
-      <w:r>
-        <w:rPr>
-          <w:rFonts w:ascii="Consolas" w:hAnsi="Consolas"/>
-        </w:rPr>
-        <w:t>isHidden</w:t>
-      </w:r>
-      <w:proofErr w:type="spellEnd"/>
-    </w:p>
-    <w:p>
-      <w:pPr>
-        <w:pStyle w:val="ListParagraph"/>
-        <w:ind w:left="1440"/>
-        <w:rPr>
-          <w:rFonts w:ascii="Consolas" w:hAnsi="Consolas"/>
-        </w:rPr>
-      </w:pPr>
-    </w:p>
-    <w:p>
-      <w:pPr>
-        <w:pStyle w:val="ListParagraph"/>
-        <w:numPr>
-          <w:ilvl w:val="0"/>
-          <w:numId w:val="1"/>
-        </w:numPr>
-        <w:rPr>
-          <w:rFonts w:ascii="Consolas" w:hAnsi="Consolas"/>
-        </w:rPr>
-      </w:pPr>
-      <w:r>
-        <w:rPr>
-          <w:rFonts w:ascii="Consolas" w:hAnsi="Consolas"/>
-        </w:rPr>
-        <w:t>What constructors should each class have?</w:t>
-      </w:r>
-      <w:r>
-        <w:rPr>
-          <w:rFonts w:ascii="Consolas" w:hAnsi="Consolas"/>
-        </w:rPr>
-        <w:t xml:space="preserve"> </w:t>
-      </w:r>
-      <w:r>
-        <w:rPr>
-          <w:rFonts w:ascii="Consolas" w:hAnsi="Consolas"/>
-        </w:rPr>
-        <w:t>What other work needs to be done to set up these objects?</w:t>
+      <w:proofErr w:type="spellStart"/>
+      <w:r>
+        <w:rPr>
+          <w:rFonts w:ascii="Consolas" w:hAnsi="Consolas"/>
+        </w:rPr>
+        <w:t>BreathingActivity</w:t>
+      </w:r>
+      <w:proofErr w:type="spellEnd"/>
+      <w:r>
+        <w:rPr>
+          <w:rFonts w:ascii="Consolas" w:hAnsi="Consolas"/>
+        </w:rPr>
+        <w:t xml:space="preserve"> – public </w:t>
+      </w:r>
+      <w:proofErr w:type="spellStart"/>
+      <w:r>
+        <w:rPr>
+          <w:rFonts w:ascii="Consolas" w:hAnsi="Consolas"/>
+        </w:rPr>
+        <w:t>BreathingActivity</w:t>
+      </w:r>
+      <w:proofErr w:type="spellEnd"/>
+      <w:r>
+        <w:rPr>
+          <w:rFonts w:ascii="Consolas" w:hAnsi="Consolas"/>
+        </w:rPr>
+        <w:t>(string name, string description)</w:t>
       </w:r>
     </w:p>
     <w:p>
@@ -884,207 +931,7 @@
         <w:rPr>
           <w:rFonts w:ascii="Consolas" w:hAnsi="Consolas"/>
         </w:rPr>
-        <w:t xml:space="preserve">Scripture – </w:t>
-      </w:r>
-      <w:proofErr w:type="gramStart"/>
-      <w:r>
-        <w:rPr>
-          <w:rFonts w:ascii="Consolas" w:hAnsi="Consolas"/>
-        </w:rPr>
-        <w:t>Scripture(</w:t>
-      </w:r>
-      <w:proofErr w:type="gramEnd"/>
-      <w:r>
-        <w:rPr>
-          <w:rFonts w:ascii="Consolas" w:hAnsi="Consolas"/>
-        </w:rPr>
-        <w:t xml:space="preserve">Reference </w:t>
-      </w:r>
-      <w:proofErr w:type="spellStart"/>
-      <w:r>
-        <w:rPr>
-          <w:rFonts w:ascii="Consolas" w:hAnsi="Consolas"/>
-        </w:rPr>
-        <w:t>reference</w:t>
-      </w:r>
-      <w:proofErr w:type="spellEnd"/>
-      <w:r>
-        <w:rPr>
-          <w:rFonts w:ascii="Consolas" w:hAnsi="Consolas"/>
-        </w:rPr>
-        <w:t>, string words</w:t>
-      </w:r>
-      <w:r>
-        <w:rPr>
-          <w:rFonts w:ascii="Consolas" w:hAnsi="Consolas"/>
-        </w:rPr>
-        <w:t>)</w:t>
-      </w:r>
-    </w:p>
-    <w:p>
-      <w:pPr>
-        <w:pStyle w:val="ListParagraph"/>
-        <w:numPr>
-          <w:ilvl w:val="1"/>
-          <w:numId w:val="1"/>
-        </w:numPr>
-        <w:rPr>
-          <w:rFonts w:ascii="Consolas" w:hAnsi="Consolas"/>
-        </w:rPr>
-      </w:pPr>
-      <w:r>
-        <w:rPr>
-          <w:rFonts w:ascii="Consolas" w:hAnsi="Consolas"/>
-        </w:rPr>
-        <w:t xml:space="preserve">Reference – </w:t>
-      </w:r>
-      <w:proofErr w:type="gramStart"/>
-      <w:r>
-        <w:rPr>
-          <w:rFonts w:ascii="Consolas" w:hAnsi="Consolas"/>
-        </w:rPr>
-        <w:t>Reference(</w:t>
-      </w:r>
-      <w:proofErr w:type="gramEnd"/>
-      <w:r>
-        <w:rPr>
-          <w:rFonts w:ascii="Consolas" w:hAnsi="Consolas"/>
-        </w:rPr>
-        <w:t xml:space="preserve">string book, </w:t>
-      </w:r>
-      <w:r>
-        <w:rPr>
-          <w:rFonts w:ascii="Consolas" w:hAnsi="Consolas"/>
-        </w:rPr>
-        <w:t xml:space="preserve">int </w:t>
-      </w:r>
-      <w:r>
-        <w:rPr>
-          <w:rFonts w:ascii="Consolas" w:hAnsi="Consolas"/>
-        </w:rPr>
-        <w:t xml:space="preserve">chapter, </w:t>
-      </w:r>
-      <w:r>
-        <w:rPr>
-          <w:rFonts w:ascii="Consolas" w:hAnsi="Consolas"/>
-        </w:rPr>
-        <w:t>int</w:t>
-      </w:r>
-      <w:r>
-        <w:rPr>
-          <w:rFonts w:ascii="Consolas" w:hAnsi="Consolas"/>
-        </w:rPr>
-        <w:t xml:space="preserve"> verse) (single verse), Reference(string book, </w:t>
-      </w:r>
-      <w:r>
-        <w:rPr>
-          <w:rFonts w:ascii="Consolas" w:hAnsi="Consolas"/>
-        </w:rPr>
-        <w:t>int</w:t>
-      </w:r>
-      <w:r>
-        <w:rPr>
-          <w:rFonts w:ascii="Consolas" w:hAnsi="Consolas"/>
-        </w:rPr>
-        <w:t xml:space="preserve"> chapter, </w:t>
-      </w:r>
-      <w:r>
-        <w:rPr>
-          <w:rFonts w:ascii="Consolas" w:hAnsi="Consolas"/>
-        </w:rPr>
-        <w:t>int</w:t>
-      </w:r>
-      <w:r>
-        <w:rPr>
-          <w:rFonts w:ascii="Consolas" w:hAnsi="Consolas"/>
-        </w:rPr>
-        <w:t xml:space="preserve"> </w:t>
-      </w:r>
-      <w:proofErr w:type="spellStart"/>
-      <w:r>
-        <w:rPr>
-          <w:rFonts w:ascii="Consolas" w:hAnsi="Consolas"/>
-        </w:rPr>
-        <w:t>firstVerse</w:t>
-      </w:r>
-      <w:proofErr w:type="spellEnd"/>
-      <w:r>
-        <w:rPr>
-          <w:rFonts w:ascii="Consolas" w:hAnsi="Consolas"/>
-        </w:rPr>
-        <w:t xml:space="preserve">, </w:t>
-      </w:r>
-      <w:r>
-        <w:rPr>
-          <w:rFonts w:ascii="Consolas" w:hAnsi="Consolas"/>
-        </w:rPr>
-        <w:t>int</w:t>
-      </w:r>
-      <w:r>
-        <w:rPr>
-          <w:rFonts w:ascii="Consolas" w:hAnsi="Consolas"/>
-        </w:rPr>
-        <w:t xml:space="preserve"> </w:t>
-      </w:r>
-      <w:proofErr w:type="spellStart"/>
-      <w:r>
-        <w:rPr>
-          <w:rFonts w:ascii="Consolas" w:hAnsi="Consolas"/>
-        </w:rPr>
-        <w:t>lastVerse</w:t>
-      </w:r>
-      <w:proofErr w:type="spellEnd"/>
-      <w:r>
-        <w:rPr>
-          <w:rFonts w:ascii="Consolas" w:hAnsi="Consolas"/>
-        </w:rPr>
-        <w:t>) (multi verse)</w:t>
-      </w:r>
-    </w:p>
-    <w:p>
-      <w:pPr>
-        <w:pStyle w:val="ListParagraph"/>
-        <w:numPr>
-          <w:ilvl w:val="1"/>
-          <w:numId w:val="1"/>
-        </w:numPr>
-        <w:rPr>
-          <w:rFonts w:ascii="Consolas" w:hAnsi="Consolas"/>
-        </w:rPr>
-      </w:pPr>
-      <w:r>
-        <w:rPr>
-          <w:rFonts w:ascii="Consolas" w:hAnsi="Consolas"/>
-        </w:rPr>
-        <w:t xml:space="preserve">Word – </w:t>
-      </w:r>
-      <w:proofErr w:type="gramStart"/>
-      <w:r>
-        <w:rPr>
-          <w:rFonts w:ascii="Consolas" w:hAnsi="Consolas"/>
-        </w:rPr>
-        <w:t>Word(</w:t>
-      </w:r>
-      <w:proofErr w:type="gramEnd"/>
-      <w:r>
-        <w:rPr>
-          <w:rFonts w:ascii="Consolas" w:hAnsi="Consolas"/>
-        </w:rPr>
-        <w:t xml:space="preserve">string word, bool </w:t>
-      </w:r>
-      <w:proofErr w:type="spellStart"/>
-      <w:r>
-        <w:rPr>
-          <w:rFonts w:ascii="Consolas" w:hAnsi="Consolas"/>
-        </w:rPr>
-        <w:t>isHidden</w:t>
-      </w:r>
-      <w:proofErr w:type="spellEnd"/>
-      <w:r>
-        <w:rPr>
-          <w:rFonts w:ascii="Consolas" w:hAnsi="Consolas"/>
-        </w:rPr>
-        <w:t>)</w:t>
+        <w:t>ReflectingActivity – public ReflectingActivity(string name, string description, List&lt;string&gt; prompts, List&lt;string&gt; questions)</w:t>
       </w:r>
     </w:p>
     <w:p>
@@ -1107,101 +954,484 @@
         <w:rPr>
           <w:rFonts w:ascii="Consolas" w:hAnsi="Consolas"/>
         </w:rPr>
-        <w:t>Scripture</w:t>
-      </w:r>
-    </w:p>
-    <w:p>
-      <w:pPr>
-        <w:rPr>
-          <w:rFonts w:ascii="Consolas" w:hAnsi="Consolas"/>
-        </w:rPr>
-      </w:pPr>
-      <w:r>
-        <w:rPr>
-          <w:rFonts w:ascii="Consolas" w:hAnsi="Consolas"/>
-        </w:rPr>
-        <w:t>-</w:t>
-      </w:r>
-      <w:r>
-        <w:rPr>
-          <w:rFonts w:ascii="Consolas" w:hAnsi="Consolas"/>
-        </w:rPr>
-        <w:t xml:space="preserve"> reference: Reference</w:t>
-      </w:r>
-    </w:p>
-    <w:p>
-      <w:pPr>
-        <w:rPr>
-          <w:rFonts w:ascii="Consolas" w:hAnsi="Consolas"/>
-        </w:rPr>
-      </w:pPr>
-      <w:r>
-        <w:rPr>
-          <w:rFonts w:ascii="Consolas" w:hAnsi="Consolas"/>
-        </w:rPr>
-        <w:t>- words: string</w:t>
-      </w:r>
-    </w:p>
-    <w:p>
-      <w:pPr>
-        <w:rPr>
-          <w:rFonts w:ascii="Consolas" w:hAnsi="Consolas"/>
-        </w:rPr>
-      </w:pPr>
-      <w:r>
-        <w:rPr>
-          <w:rFonts w:ascii="Consolas" w:hAnsi="Consolas"/>
-        </w:rPr>
-        <w:t xml:space="preserve">+ </w:t>
-      </w:r>
-      <w:proofErr w:type="gramStart"/>
-      <w:r>
-        <w:rPr>
-          <w:rFonts w:ascii="Consolas" w:hAnsi="Consolas"/>
-        </w:rPr>
-        <w:t>Scripture(</w:t>
-      </w:r>
-      <w:proofErr w:type="gramEnd"/>
-      <w:r>
-        <w:rPr>
-          <w:rFonts w:ascii="Consolas" w:hAnsi="Consolas"/>
-        </w:rPr>
-        <w:t xml:space="preserve">Reference </w:t>
-      </w:r>
-      <w:proofErr w:type="spellStart"/>
-      <w:r>
-        <w:rPr>
-          <w:rFonts w:ascii="Consolas" w:hAnsi="Consolas"/>
-        </w:rPr>
-        <w:t>reference</w:t>
-      </w:r>
-      <w:proofErr w:type="spellEnd"/>
-      <w:r>
-        <w:rPr>
-          <w:rFonts w:ascii="Consolas" w:hAnsi="Consolas"/>
-        </w:rPr>
-        <w:t>, string words)</w:t>
-      </w:r>
-    </w:p>
-    <w:p>
-      <w:pPr>
-        <w:rPr>
-          <w:rFonts w:ascii="Consolas" w:hAnsi="Consolas"/>
-        </w:rPr>
-      </w:pPr>
-      <w:r>
-        <w:rPr>
-          <w:rFonts w:ascii="Consolas" w:hAnsi="Consolas"/>
-        </w:rPr>
-        <w:t xml:space="preserve">+ </w:t>
-      </w:r>
-      <w:proofErr w:type="spellStart"/>
-      <w:proofErr w:type="gramStart"/>
-      <w:r>
-        <w:rPr>
-          <w:rFonts w:ascii="Consolas" w:hAnsi="Consolas"/>
-        </w:rPr>
-        <w:t>DisplayScriptures</w:t>
+        <w:t>+-----------------------+            +-------------------------+</w:t>
+      </w:r>
+    </w:p>
+    <w:p>
+      <w:pPr>
+        <w:rPr>
+          <w:rFonts w:ascii="Consolas" w:hAnsi="Consolas"/>
+        </w:rPr>
+      </w:pPr>
+      <w:r>
+        <w:rPr>
+          <w:rFonts w:ascii="Consolas" w:hAnsi="Consolas"/>
+        </w:rPr>
+        <w:t>|       &lt;&lt;class&gt;&gt;       |            |      &lt;&lt;class&gt;&gt;          |</w:t>
+      </w:r>
+    </w:p>
+    <w:p>
+      <w:pPr>
+        <w:rPr>
+          <w:rFonts w:ascii="Consolas" w:hAnsi="Consolas"/>
+        </w:rPr>
+      </w:pPr>
+      <w:r>
+        <w:rPr>
+          <w:rFonts w:ascii="Consolas" w:hAnsi="Consolas"/>
+        </w:rPr>
+        <w:t xml:space="preserve">|       Activity        |            |   </w:t>
+      </w:r>
+      <w:proofErr w:type="spellStart"/>
+      <w:r>
+        <w:rPr>
+          <w:rFonts w:ascii="Consolas" w:hAnsi="Consolas"/>
+        </w:rPr>
+        <w:t>ListingActivity</w:t>
+      </w:r>
+      <w:proofErr w:type="spellEnd"/>
+      <w:r>
+        <w:rPr>
+          <w:rFonts w:ascii="Consolas" w:hAnsi="Consolas"/>
+        </w:rPr>
+        <w:t xml:space="preserve">       |</w:t>
+      </w:r>
+    </w:p>
+    <w:p>
+      <w:pPr>
+        <w:rPr>
+          <w:rFonts w:ascii="Consolas" w:hAnsi="Consolas"/>
+        </w:rPr>
+      </w:pPr>
+      <w:r>
+        <w:rPr>
+          <w:rFonts w:ascii="Consolas" w:hAnsi="Consolas"/>
+        </w:rPr>
+        <w:t>+-----------------------+            +-------------------------+</w:t>
+      </w:r>
+    </w:p>
+    <w:p>
+      <w:pPr>
+        <w:rPr>
+          <w:rFonts w:ascii="Consolas" w:hAnsi="Consolas"/>
+        </w:rPr>
+      </w:pPr>
+      <w:r>
+        <w:rPr>
+          <w:rFonts w:ascii="Consolas" w:hAnsi="Consolas"/>
+        </w:rPr>
+        <w:t>| -_name: string        |            | -_prompts: List&lt;string&gt;  |</w:t>
+      </w:r>
+    </w:p>
+    <w:p>
+      <w:pPr>
+        <w:rPr>
+          <w:rFonts w:ascii="Consolas" w:hAnsi="Consolas"/>
+        </w:rPr>
+      </w:pPr>
+      <w:r>
+        <w:rPr>
+          <w:rFonts w:ascii="Consolas" w:hAnsi="Consolas"/>
+        </w:rPr>
+        <w:lastRenderedPageBreak/>
+        <w:t>| -_description: string |            |                         |</w:t>
+      </w:r>
+    </w:p>
+    <w:p>
+      <w:pPr>
+        <w:rPr>
+          <w:rFonts w:ascii="Consolas" w:hAnsi="Consolas"/>
+        </w:rPr>
+      </w:pPr>
+      <w:r>
+        <w:rPr>
+          <w:rFonts w:ascii="Consolas" w:hAnsi="Consolas"/>
+        </w:rPr>
+        <w:t>| -_duration: int       |            |                         |</w:t>
+      </w:r>
+    </w:p>
+    <w:p>
+      <w:pPr>
+        <w:rPr>
+          <w:rFonts w:ascii="Consolas" w:hAnsi="Consolas"/>
+        </w:rPr>
+      </w:pPr>
+      <w:r>
+        <w:rPr>
+          <w:rFonts w:ascii="Consolas" w:hAnsi="Consolas"/>
+        </w:rPr>
+        <w:t>+-----------------------+            +-------------------------+</w:t>
+      </w:r>
+    </w:p>
+    <w:p>
+      <w:pPr>
+        <w:rPr>
+          <w:rFonts w:ascii="Consolas" w:hAnsi="Consolas"/>
+        </w:rPr>
+      </w:pPr>
+      <w:r>
+        <w:rPr>
+          <w:rFonts w:ascii="Consolas" w:hAnsi="Consolas"/>
+        </w:rPr>
+        <w:t>| +</w:t>
+      </w:r>
+      <w:proofErr w:type="spellStart"/>
+      <w:r>
+        <w:rPr>
+          <w:rFonts w:ascii="Consolas" w:hAnsi="Consolas"/>
+        </w:rPr>
+        <w:t>SetName</w:t>
+      </w:r>
+      <w:proofErr w:type="spellEnd"/>
+      <w:r>
+        <w:rPr>
+          <w:rFonts w:ascii="Consolas" w:hAnsi="Consolas"/>
+        </w:rPr>
+        <w:t>(name: string)|            | +</w:t>
+      </w:r>
+      <w:proofErr w:type="spellStart"/>
+      <w:r>
+        <w:rPr>
+          <w:rFonts w:ascii="Consolas" w:hAnsi="Consolas"/>
+        </w:rPr>
+        <w:t>GeneratePrompt</w:t>
+      </w:r>
+      <w:proofErr w:type="spellEnd"/>
+      <w:r>
+        <w:rPr>
+          <w:rFonts w:ascii="Consolas" w:hAnsi="Consolas"/>
+        </w:rPr>
+        <w:t>(): string|</w:t>
+      </w:r>
+    </w:p>
+    <w:p>
+      <w:pPr>
+        <w:rPr>
+          <w:rFonts w:ascii="Consolas" w:hAnsi="Consolas"/>
+        </w:rPr>
+      </w:pPr>
+      <w:r>
+        <w:rPr>
+          <w:rFonts w:ascii="Consolas" w:hAnsi="Consolas"/>
+        </w:rPr>
+        <w:t>| +</w:t>
+      </w:r>
+      <w:proofErr w:type="spellStart"/>
+      <w:r>
+        <w:rPr>
+          <w:rFonts w:ascii="Consolas" w:hAnsi="Consolas"/>
+        </w:rPr>
+        <w:t>SetDescription</w:t>
+      </w:r>
+      <w:proofErr w:type="spellEnd"/>
+      <w:r>
+        <w:rPr>
+          <w:rFonts w:ascii="Consolas" w:hAnsi="Consolas"/>
+        </w:rPr>
+        <w:t>(desc:|            |                         |</w:t>
+      </w:r>
+    </w:p>
+    <w:p>
+      <w:pPr>
+        <w:rPr>
+          <w:rFonts w:ascii="Consolas" w:hAnsi="Consolas"/>
+        </w:rPr>
+      </w:pPr>
+      <w:r>
+        <w:rPr>
+          <w:rFonts w:ascii="Consolas" w:hAnsi="Consolas"/>
+        </w:rPr>
+        <w:t>|     string)           |            +-------------------------+</w:t>
+      </w:r>
+    </w:p>
+    <w:p>
+      <w:pPr>
+        <w:rPr>
+          <w:rFonts w:ascii="Consolas" w:hAnsi="Consolas"/>
+        </w:rPr>
+      </w:pPr>
+      <w:r>
+        <w:rPr>
+          <w:rFonts w:ascii="Consolas" w:hAnsi="Consolas"/>
+        </w:rPr>
+        <w:t>| +</w:t>
+      </w:r>
+      <w:proofErr w:type="spellStart"/>
+      <w:r>
+        <w:rPr>
+          <w:rFonts w:ascii="Consolas" w:hAnsi="Consolas"/>
+        </w:rPr>
+        <w:t>SetDuration</w:t>
+      </w:r>
+      <w:proofErr w:type="spellEnd"/>
+      <w:r>
+        <w:rPr>
+          <w:rFonts w:ascii="Consolas" w:hAnsi="Consolas"/>
+        </w:rPr>
+        <w:t>(duration:|            |                         |</w:t>
+      </w:r>
+    </w:p>
+    <w:p>
+      <w:pPr>
+        <w:rPr>
+          <w:rFonts w:ascii="Consolas" w:hAnsi="Consolas"/>
+        </w:rPr>
+      </w:pPr>
+      <w:r>
+        <w:rPr>
+          <w:rFonts w:ascii="Consolas" w:hAnsi="Consolas"/>
+        </w:rPr>
+        <w:t>|     int)              |            |                         |</w:t>
+      </w:r>
+    </w:p>
+    <w:p>
+      <w:pPr>
+        <w:rPr>
+          <w:rFonts w:ascii="Consolas" w:hAnsi="Consolas"/>
+        </w:rPr>
+      </w:pPr>
+      <w:r>
+        <w:rPr>
+          <w:rFonts w:ascii="Consolas" w:hAnsi="Consolas"/>
+        </w:rPr>
+        <w:t>| +</w:t>
+      </w:r>
+      <w:proofErr w:type="spellStart"/>
+      <w:r>
+        <w:rPr>
+          <w:rFonts w:ascii="Consolas" w:hAnsi="Consolas"/>
+        </w:rPr>
+        <w:t>GetDuration</w:t>
+      </w:r>
+      <w:proofErr w:type="spellEnd"/>
+      <w:r>
+        <w:rPr>
+          <w:rFonts w:ascii="Consolas" w:hAnsi="Consolas"/>
+        </w:rPr>
+        <w:t>(): int   |            |                         |</w:t>
+      </w:r>
+    </w:p>
+    <w:p>
+      <w:pPr>
+        <w:rPr>
+          <w:rFonts w:ascii="Consolas" w:hAnsi="Consolas"/>
+        </w:rPr>
+      </w:pPr>
+      <w:r>
+        <w:rPr>
+          <w:rFonts w:ascii="Consolas" w:hAnsi="Consolas"/>
+        </w:rPr>
+        <w:t>| +</w:t>
+      </w:r>
+      <w:proofErr w:type="spellStart"/>
+      <w:r>
+        <w:rPr>
+          <w:rFonts w:ascii="Consolas" w:hAnsi="Consolas"/>
+        </w:rPr>
+        <w:t>ShowDetails</w:t>
+      </w:r>
+      <w:proofErr w:type="spellEnd"/>
+      <w:r>
+        <w:rPr>
+          <w:rFonts w:ascii="Consolas" w:hAnsi="Consolas"/>
+        </w:rPr>
+        <w:t>(): void  |            +-------------------------+</w:t>
+      </w:r>
+    </w:p>
+    <w:p>
+      <w:pPr>
+        <w:rPr>
+          <w:rFonts w:ascii="Consolas" w:hAnsi="Consolas"/>
+        </w:rPr>
+      </w:pPr>
+      <w:r>
+        <w:rPr>
+          <w:rFonts w:ascii="Consolas" w:hAnsi="Consolas"/>
+        </w:rPr>
+        <w:t>| +</w:t>
+      </w:r>
+      <w:proofErr w:type="spellStart"/>
+      <w:r>
+        <w:rPr>
+          <w:rFonts w:ascii="Consolas" w:hAnsi="Consolas"/>
+        </w:rPr>
+        <w:t>AskDuration</w:t>
+      </w:r>
+      <w:proofErr w:type="spellEnd"/>
+      <w:r>
+        <w:rPr>
+          <w:rFonts w:ascii="Consolas" w:hAnsi="Consolas"/>
+        </w:rPr>
+        <w:t>(): void  |</w:t>
+      </w:r>
+    </w:p>
+    <w:p>
+      <w:pPr>
+        <w:rPr>
+          <w:rFonts w:ascii="Consolas" w:hAnsi="Consolas"/>
+        </w:rPr>
+      </w:pPr>
+      <w:r>
+        <w:rPr>
+          <w:rFonts w:ascii="Consolas" w:hAnsi="Consolas"/>
+        </w:rPr>
+        <w:t>| +</w:t>
+      </w:r>
+      <w:proofErr w:type="spellStart"/>
+      <w:r>
+        <w:rPr>
+          <w:rFonts w:ascii="Consolas" w:hAnsi="Consolas"/>
+        </w:rPr>
+        <w:t>RunActivity</w:t>
+      </w:r>
+      <w:proofErr w:type="spellEnd"/>
+      <w:r>
+        <w:rPr>
+          <w:rFonts w:ascii="Consolas" w:hAnsi="Consolas"/>
+        </w:rPr>
+        <w:t>(): void  |</w:t>
+      </w:r>
+    </w:p>
+    <w:p>
+      <w:pPr>
+        <w:rPr>
+          <w:rFonts w:ascii="Consolas" w:hAnsi="Consolas"/>
+        </w:rPr>
+      </w:pPr>
+      <w:r>
+        <w:rPr>
+          <w:rFonts w:ascii="Consolas" w:hAnsi="Consolas"/>
+        </w:rPr>
+        <w:t>| +</w:t>
+      </w:r>
+      <w:proofErr w:type="spellStart"/>
+      <w:r>
+        <w:rPr>
+          <w:rFonts w:ascii="Consolas" w:hAnsi="Consolas"/>
+        </w:rPr>
+        <w:t>EndActivity</w:t>
+      </w:r>
+      <w:proofErr w:type="spellEnd"/>
+      <w:r>
+        <w:rPr>
+          <w:rFonts w:ascii="Consolas" w:hAnsi="Consolas"/>
+        </w:rPr>
+        <w:t>(): void  |</w:t>
+      </w:r>
+    </w:p>
+    <w:p>
+      <w:pPr>
+        <w:rPr>
+          <w:rFonts w:ascii="Consolas" w:hAnsi="Consolas"/>
+        </w:rPr>
+      </w:pPr>
+      <w:r>
+        <w:rPr>
+          <w:rFonts w:ascii="Consolas" w:hAnsi="Consolas"/>
+        </w:rPr>
+        <w:t>| +</w:t>
+      </w:r>
+      <w:proofErr w:type="spellStart"/>
+      <w:r>
+        <w:rPr>
+          <w:rFonts w:ascii="Consolas" w:hAnsi="Consolas"/>
+        </w:rPr>
+        <w:t>GenerateSpinnerOrCountdown</w:t>
+      </w:r>
+      <w:proofErr w:type="spellEnd"/>
+      <w:r>
+        <w:rPr>
+          <w:rFonts w:ascii="Consolas" w:hAnsi="Consolas"/>
+        </w:rPr>
+        <w:t>|</w:t>
+      </w:r>
+    </w:p>
+    <w:p>
+      <w:pPr>
+        <w:rPr>
+          <w:rFonts w:ascii="Consolas" w:hAnsi="Consolas"/>
+        </w:rPr>
+      </w:pPr>
+      <w:r>
+        <w:rPr>
+          <w:rFonts w:ascii="Consolas" w:hAnsi="Consolas"/>
+        </w:rPr>
+        <w:t>|     (</w:t>
+      </w:r>
+      <w:proofErr w:type="spellStart"/>
+      <w:r>
+        <w:rPr>
+          <w:rFonts w:ascii="Consolas" w:hAnsi="Consolas"/>
+        </w:rPr>
+        <w:t>totalSeconds</w:t>
+      </w:r>
+      <w:proofErr w:type="spellEnd"/>
+      <w:r>
+        <w:rPr>
+          <w:rFonts w:ascii="Consolas" w:hAnsi="Consolas"/>
+        </w:rPr>
+        <w:t xml:space="preserve">: int, </w:t>
+      </w:r>
+      <w:proofErr w:type="spellStart"/>
+      <w:r>
+        <w:rPr>
+          <w:rFonts w:ascii="Consolas" w:hAnsi="Consolas"/>
+        </w:rPr>
+        <w:t>isSpinner</w:t>
+      </w:r>
+      <w:proofErr w:type="spellEnd"/>
+      <w:r>
+        <w:rPr>
+          <w:rFonts w:ascii="Consolas" w:hAnsi="Consolas"/>
+        </w:rPr>
+        <w:t>: bool): void|</w:t>
+      </w:r>
+    </w:p>
+    <w:p>
+      <w:pPr>
+        <w:rPr>
+          <w:rFonts w:ascii="Consolas" w:hAnsi="Consolas"/>
+        </w:rPr>
+      </w:pPr>
+      <w:r>
+        <w:rPr>
+          <w:rFonts w:ascii="Consolas" w:hAnsi="Consolas"/>
+        </w:rPr>
+        <w:t>| +</w:t>
+      </w:r>
+      <w:proofErr w:type="spellStart"/>
+      <w:r>
+        <w:rPr>
+          <w:rFonts w:ascii="Consolas" w:hAnsi="Consolas"/>
+        </w:rPr>
+        <w:t>GetReady</w:t>
+      </w:r>
+      <w:proofErr w:type="spellEnd"/>
+      <w:r>
+        <w:rPr>
+          <w:rFonts w:ascii="Consolas" w:hAnsi="Consolas"/>
+        </w:rPr>
+        <w:t>(): void     |</w:t>
+      </w:r>
+    </w:p>
+    <w:p>
+      <w:pPr>
+        <w:rPr>
+          <w:rFonts w:ascii="Consolas" w:hAnsi="Consolas"/>
+        </w:rPr>
+      </w:pPr>
+      <w:r>
+        <w:rPr>
+          <w:rFonts w:ascii="Consolas" w:hAnsi="Consolas"/>
+        </w:rPr>
+        <w:t>| +</w:t>
+      </w:r>
+      <w:proofErr w:type="spellStart"/>
+      <w:r>
+        <w:rPr>
+          <w:rFonts w:ascii="Consolas" w:hAnsi="Consolas"/>
+        </w:rPr>
+        <w:t>GenerateSpinner</w:t>
       </w:r>
       <w:proofErr w:type="spellEnd"/>
       <w:r>
@@ -1210,33 +1440,39 @@
         </w:rPr>
         <w:t>(</w:t>
       </w:r>
-      <w:proofErr w:type="gramEnd"/>
-      <w:r>
-        <w:rPr>
-          <w:rFonts w:ascii="Consolas" w:hAnsi="Consolas"/>
-        </w:rPr>
-        <w:t>)</w:t>
-      </w:r>
-    </w:p>
-    <w:p>
-      <w:pPr>
-        <w:rPr>
-          <w:rFonts w:ascii="Consolas" w:hAnsi="Consolas"/>
-        </w:rPr>
-      </w:pPr>
-      <w:r>
-        <w:rPr>
-          <w:rFonts w:ascii="Consolas" w:hAnsi="Consolas"/>
-        </w:rPr>
-        <w:t xml:space="preserve">+ </w:t>
-      </w:r>
-      <w:proofErr w:type="spellStart"/>
-      <w:proofErr w:type="gramStart"/>
-      <w:r>
-        <w:rPr>
-          <w:rFonts w:ascii="Consolas" w:hAnsi="Consolas"/>
-        </w:rPr>
-        <w:t>AddScripture</w:t>
+      <w:proofErr w:type="spellStart"/>
+      <w:r>
+        <w:rPr>
+          <w:rFonts w:ascii="Consolas" w:hAnsi="Consolas"/>
+        </w:rPr>
+        <w:t>totalSeconds</w:t>
+      </w:r>
+      <w:proofErr w:type="spellEnd"/>
+      <w:r>
+        <w:rPr>
+          <w:rFonts w:ascii="Consolas" w:hAnsi="Consolas"/>
+        </w:rPr>
+        <w:t>: int): void |</w:t>
+      </w:r>
+    </w:p>
+    <w:p>
+      <w:pPr>
+        <w:rPr>
+          <w:rFonts w:ascii="Consolas" w:hAnsi="Consolas"/>
+        </w:rPr>
+      </w:pPr>
+      <w:r>
+        <w:rPr>
+          <w:rFonts w:ascii="Consolas" w:hAnsi="Consolas"/>
+        </w:rPr>
+        <w:t>| +</w:t>
+      </w:r>
+      <w:proofErr w:type="spellStart"/>
+      <w:r>
+        <w:rPr>
+          <w:rFonts w:ascii="Consolas" w:hAnsi="Consolas"/>
+        </w:rPr>
+        <w:t>GenerateCountdownTimer</w:t>
       </w:r>
       <w:proofErr w:type="spellEnd"/>
       <w:r>
@@ -1245,443 +1481,253 @@
         </w:rPr>
         <w:t>(</w:t>
       </w:r>
-      <w:proofErr w:type="gramEnd"/>
-      <w:r>
-        <w:rPr>
-          <w:rFonts w:ascii="Consolas" w:hAnsi="Consolas"/>
-        </w:rPr>
-        <w:t>)</w:t>
-      </w:r>
-    </w:p>
-    <w:p>
-      <w:pPr>
-        <w:rPr>
-          <w:rFonts w:ascii="Consolas" w:hAnsi="Consolas"/>
-        </w:rPr>
-      </w:pPr>
-      <w:r>
-        <w:rPr>
-          <w:rFonts w:ascii="Consolas" w:hAnsi="Consolas"/>
-        </w:rPr>
-        <w:t xml:space="preserve">+ </w:t>
-      </w:r>
-      <w:proofErr w:type="spellStart"/>
-      <w:proofErr w:type="gramStart"/>
-      <w:r>
-        <w:rPr>
-          <w:rFonts w:ascii="Consolas" w:hAnsi="Consolas"/>
-        </w:rPr>
-        <w:t>SaveScriptures</w:t>
-      </w:r>
-      <w:proofErr w:type="spellEnd"/>
-      <w:r>
-        <w:rPr>
-          <w:rFonts w:ascii="Consolas" w:hAnsi="Consolas"/>
-        </w:rPr>
-        <w:t>(</w:t>
-      </w:r>
-      <w:proofErr w:type="gramEnd"/>
-      <w:r>
-        <w:rPr>
-          <w:rFonts w:ascii="Consolas" w:hAnsi="Consolas"/>
-        </w:rPr>
-        <w:t>)</w:t>
-      </w:r>
-    </w:p>
-    <w:p>
-      <w:pPr>
-        <w:rPr>
-          <w:rFonts w:ascii="Consolas" w:hAnsi="Consolas"/>
-        </w:rPr>
-      </w:pPr>
-      <w:r>
-        <w:rPr>
-          <w:rFonts w:ascii="Consolas" w:hAnsi="Consolas"/>
-        </w:rPr>
-        <w:t xml:space="preserve">+ </w:t>
-      </w:r>
-      <w:proofErr w:type="spellStart"/>
-      <w:proofErr w:type="gramStart"/>
-      <w:r>
-        <w:rPr>
-          <w:rFonts w:ascii="Consolas" w:hAnsi="Consolas"/>
-        </w:rPr>
-        <w:t>LoadScriptures</w:t>
-      </w:r>
-      <w:proofErr w:type="spellEnd"/>
-      <w:r>
-        <w:rPr>
-          <w:rFonts w:ascii="Consolas" w:hAnsi="Consolas"/>
-        </w:rPr>
-        <w:t>(</w:t>
-      </w:r>
-      <w:proofErr w:type="gramEnd"/>
-      <w:r>
-        <w:rPr>
-          <w:rFonts w:ascii="Consolas" w:hAnsi="Consolas"/>
-        </w:rPr>
-        <w:t>)</w:t>
-      </w:r>
-    </w:p>
-    <w:p>
-      <w:pPr>
-        <w:rPr>
-          <w:rFonts w:ascii="Consolas" w:hAnsi="Consolas"/>
-        </w:rPr>
-      </w:pPr>
-      <w:r>
-        <w:rPr>
-          <w:rFonts w:ascii="Consolas" w:hAnsi="Consolas"/>
-        </w:rPr>
-        <w:t xml:space="preserve">+ </w:t>
-      </w:r>
-      <w:proofErr w:type="spellStart"/>
-      <w:proofErr w:type="gramStart"/>
-      <w:r>
-        <w:rPr>
-          <w:rFonts w:ascii="Consolas" w:hAnsi="Consolas"/>
-        </w:rPr>
-        <w:t>HideWords</w:t>
-      </w:r>
-      <w:proofErr w:type="spellEnd"/>
-      <w:r>
-        <w:rPr>
-          <w:rFonts w:ascii="Consolas" w:hAnsi="Consolas"/>
-        </w:rPr>
-        <w:t>(</w:t>
-      </w:r>
-      <w:proofErr w:type="gramEnd"/>
-      <w:r>
-        <w:rPr>
-          <w:rFonts w:ascii="Consolas" w:hAnsi="Consolas"/>
-        </w:rPr>
-        <w:t>)</w:t>
-      </w:r>
-    </w:p>
-    <w:p>
-      <w:pPr>
-        <w:rPr>
-          <w:rFonts w:ascii="Consolas" w:hAnsi="Consolas"/>
-        </w:rPr>
-      </w:pPr>
-      <w:r>
-        <w:rPr>
-          <w:rFonts w:ascii="Consolas" w:hAnsi="Consolas"/>
-        </w:rPr>
-        <w:t xml:space="preserve">+ </w:t>
-      </w:r>
-      <w:proofErr w:type="spellStart"/>
-      <w:proofErr w:type="gramStart"/>
-      <w:r>
-        <w:rPr>
-          <w:rFonts w:ascii="Consolas" w:hAnsi="Consolas"/>
-        </w:rPr>
-        <w:t>RevealHiddenWords</w:t>
-      </w:r>
-      <w:proofErr w:type="spellEnd"/>
-      <w:r>
-        <w:rPr>
-          <w:rFonts w:ascii="Consolas" w:hAnsi="Consolas"/>
-        </w:rPr>
-        <w:t>(</w:t>
-      </w:r>
-      <w:proofErr w:type="gramEnd"/>
-      <w:r>
-        <w:rPr>
-          <w:rFonts w:ascii="Consolas" w:hAnsi="Consolas"/>
-        </w:rPr>
-        <w:t>)</w:t>
-      </w:r>
-    </w:p>
-    <w:p>
-      <w:pPr>
-        <w:rPr>
-          <w:rFonts w:ascii="Consolas" w:hAnsi="Consolas"/>
-        </w:rPr>
-      </w:pPr>
-    </w:p>
-    <w:p>
-      <w:pPr>
-        <w:rPr>
-          <w:rFonts w:ascii="Consolas" w:hAnsi="Consolas"/>
-        </w:rPr>
-      </w:pPr>
-      <w:r>
-        <w:rPr>
-          <w:rFonts w:ascii="Consolas" w:hAnsi="Consolas"/>
-        </w:rPr>
-        <w:t>Reference</w:t>
-      </w:r>
-    </w:p>
-    <w:p>
-      <w:pPr>
-        <w:rPr>
-          <w:rFonts w:ascii="Consolas" w:hAnsi="Consolas"/>
-        </w:rPr>
-      </w:pPr>
-      <w:r>
-        <w:rPr>
-          <w:rFonts w:ascii="Consolas" w:hAnsi="Consolas"/>
-        </w:rPr>
-        <w:t>-</w:t>
-      </w:r>
-      <w:r>
-        <w:rPr>
-          <w:rFonts w:ascii="Consolas" w:hAnsi="Consolas"/>
-        </w:rPr>
-        <w:t xml:space="preserve"> book: string</w:t>
-      </w:r>
-    </w:p>
-    <w:p>
-      <w:pPr>
-        <w:rPr>
-          <w:rFonts w:ascii="Consolas" w:hAnsi="Consolas"/>
-        </w:rPr>
-      </w:pPr>
-      <w:r>
-        <w:rPr>
-          <w:rFonts w:ascii="Consolas" w:hAnsi="Consolas"/>
-        </w:rPr>
-        <w:t>- chapter: int</w:t>
-      </w:r>
-    </w:p>
-    <w:p>
-      <w:pPr>
-        <w:rPr>
-          <w:rFonts w:ascii="Consolas" w:hAnsi="Consolas"/>
-        </w:rPr>
-      </w:pPr>
-      <w:r>
-        <w:rPr>
-          <w:rFonts w:ascii="Consolas" w:hAnsi="Consolas"/>
-        </w:rPr>
-        <w:t>- verse: int</w:t>
-      </w:r>
-    </w:p>
-    <w:p>
-      <w:pPr>
-        <w:rPr>
-          <w:rFonts w:ascii="Consolas" w:hAnsi="Consolas"/>
-        </w:rPr>
-      </w:pPr>
-      <w:r>
-        <w:rPr>
-          <w:rFonts w:ascii="Consolas" w:hAnsi="Consolas"/>
-        </w:rPr>
-        <w:t xml:space="preserve">- </w:t>
-      </w:r>
-      <w:proofErr w:type="spellStart"/>
-      <w:r>
-        <w:rPr>
-          <w:rFonts w:ascii="Consolas" w:hAnsi="Consolas"/>
-        </w:rPr>
-        <w:t>firstVerse</w:t>
-      </w:r>
-      <w:proofErr w:type="spellEnd"/>
-      <w:r>
-        <w:rPr>
-          <w:rFonts w:ascii="Consolas" w:hAnsi="Consolas"/>
-        </w:rPr>
-        <w:t>: int</w:t>
-      </w:r>
-    </w:p>
-    <w:p>
-      <w:pPr>
-        <w:rPr>
-          <w:rFonts w:ascii="Consolas" w:hAnsi="Consolas"/>
-        </w:rPr>
-      </w:pPr>
-      <w:r>
-        <w:rPr>
-          <w:rFonts w:ascii="Consolas" w:hAnsi="Consolas"/>
-        </w:rPr>
-        <w:t xml:space="preserve">- </w:t>
-      </w:r>
-      <w:proofErr w:type="spellStart"/>
-      <w:r>
-        <w:rPr>
-          <w:rFonts w:ascii="Consolas" w:hAnsi="Consolas"/>
-        </w:rPr>
-        <w:t>lastVerse</w:t>
-      </w:r>
-      <w:proofErr w:type="spellEnd"/>
-      <w:r>
-        <w:rPr>
-          <w:rFonts w:ascii="Consolas" w:hAnsi="Consolas"/>
-        </w:rPr>
-        <w:t>: int</w:t>
-      </w:r>
-    </w:p>
-    <w:p>
-      <w:pPr>
-        <w:rPr>
-          <w:rFonts w:ascii="Consolas" w:hAnsi="Consolas"/>
-        </w:rPr>
-      </w:pPr>
-      <w:r>
-        <w:rPr>
-          <w:rFonts w:ascii="Consolas" w:hAnsi="Consolas"/>
-        </w:rPr>
-        <w:t xml:space="preserve">+ </w:t>
-      </w:r>
-      <w:proofErr w:type="gramStart"/>
-      <w:r>
-        <w:rPr>
-          <w:rFonts w:ascii="Consolas" w:hAnsi="Consolas"/>
-        </w:rPr>
-        <w:t>Reference(</w:t>
-      </w:r>
-      <w:proofErr w:type="gramEnd"/>
-      <w:r>
-        <w:rPr>
-          <w:rFonts w:ascii="Consolas" w:hAnsi="Consolas"/>
-        </w:rPr>
-        <w:t>string book, int chapter, int verse)</w:t>
-      </w:r>
-    </w:p>
-    <w:p>
-      <w:pPr>
-        <w:rPr>
-          <w:rFonts w:ascii="Consolas" w:hAnsi="Consolas"/>
-        </w:rPr>
-      </w:pPr>
-      <w:r>
-        <w:rPr>
-          <w:rFonts w:ascii="Consolas" w:hAnsi="Consolas"/>
-        </w:rPr>
-        <w:t xml:space="preserve">+ </w:t>
-      </w:r>
-      <w:proofErr w:type="gramStart"/>
-      <w:r>
-        <w:rPr>
-          <w:rFonts w:ascii="Consolas" w:hAnsi="Consolas"/>
-        </w:rPr>
-        <w:t>Reference(</w:t>
-      </w:r>
-      <w:proofErr w:type="gramEnd"/>
-      <w:r>
-        <w:rPr>
-          <w:rFonts w:ascii="Consolas" w:hAnsi="Consolas"/>
-        </w:rPr>
-        <w:t xml:space="preserve">string book, int chapter, int </w:t>
-      </w:r>
-      <w:proofErr w:type="spellStart"/>
-      <w:r>
-        <w:rPr>
-          <w:rFonts w:ascii="Consolas" w:hAnsi="Consolas"/>
-        </w:rPr>
-        <w:t>firstVerse</w:t>
-      </w:r>
-      <w:proofErr w:type="spellEnd"/>
-      <w:r>
-        <w:rPr>
-          <w:rFonts w:ascii="Consolas" w:hAnsi="Consolas"/>
-        </w:rPr>
-        <w:t xml:space="preserve">, int </w:t>
-      </w:r>
-      <w:proofErr w:type="spellStart"/>
-      <w:r>
-        <w:rPr>
-          <w:rFonts w:ascii="Consolas" w:hAnsi="Consolas"/>
-        </w:rPr>
-        <w:t>lastVerse</w:t>
-      </w:r>
-      <w:proofErr w:type="spellEnd"/>
-      <w:r>
-        <w:rPr>
-          <w:rFonts w:ascii="Consolas" w:hAnsi="Consolas"/>
-        </w:rPr>
-        <w:t>)</w:t>
-      </w:r>
-    </w:p>
-    <w:p>
-      <w:pPr>
-        <w:rPr>
-          <w:rFonts w:ascii="Consolas" w:hAnsi="Consolas"/>
-        </w:rPr>
-      </w:pPr>
-      <w:r>
-        <w:rPr>
-          <w:rFonts w:ascii="Consolas" w:hAnsi="Consolas"/>
-        </w:rPr>
-        <w:t xml:space="preserve">+ </w:t>
-      </w:r>
-      <w:proofErr w:type="spellStart"/>
-      <w:proofErr w:type="gramStart"/>
-      <w:r>
-        <w:rPr>
-          <w:rFonts w:ascii="Consolas" w:hAnsi="Consolas"/>
-        </w:rPr>
-        <w:t>DisplayReference</w:t>
-      </w:r>
-      <w:proofErr w:type="spellEnd"/>
-      <w:r>
-        <w:rPr>
-          <w:rFonts w:ascii="Consolas" w:hAnsi="Consolas"/>
-        </w:rPr>
-        <w:t>(</w:t>
-      </w:r>
-      <w:proofErr w:type="gramEnd"/>
-      <w:r>
-        <w:rPr>
-          <w:rFonts w:ascii="Consolas" w:hAnsi="Consolas"/>
-        </w:rPr>
-        <w:t>)</w:t>
-      </w:r>
-    </w:p>
-    <w:p>
-      <w:pPr>
-        <w:rPr>
-          <w:rFonts w:ascii="Consolas" w:hAnsi="Consolas"/>
-        </w:rPr>
-      </w:pPr>
-      <w:r>
-        <w:rPr>
-          <w:rFonts w:ascii="Consolas" w:hAnsi="Consolas"/>
-        </w:rPr>
-        <w:t xml:space="preserve">+ </w:t>
-      </w:r>
-      <w:proofErr w:type="spellStart"/>
-      <w:proofErr w:type="gramStart"/>
-      <w:r>
-        <w:rPr>
-          <w:rFonts w:ascii="Consolas" w:hAnsi="Consolas"/>
-        </w:rPr>
-        <w:t>AddReference</w:t>
-      </w:r>
-      <w:proofErr w:type="spellEnd"/>
-      <w:r>
-        <w:rPr>
-          <w:rFonts w:ascii="Consolas" w:hAnsi="Consolas"/>
-        </w:rPr>
-        <w:t>(</w:t>
-      </w:r>
-      <w:proofErr w:type="gramEnd"/>
-      <w:r>
-        <w:rPr>
-          <w:rFonts w:ascii="Consolas" w:hAnsi="Consolas"/>
-        </w:rPr>
-        <w:t>)</w:t>
-      </w:r>
-    </w:p>
-    <w:p>
-      <w:pPr>
-        <w:rPr>
-          <w:rFonts w:ascii="Consolas" w:hAnsi="Consolas"/>
-        </w:rPr>
-      </w:pPr>
-    </w:p>
-    <w:p>
-      <w:pPr>
-        <w:rPr>
-          <w:rFonts w:ascii="Consolas" w:hAnsi="Consolas"/>
-        </w:rPr>
-      </w:pPr>
-      <w:r>
-        <w:rPr>
-          <w:rFonts w:ascii="Consolas" w:hAnsi="Consolas"/>
-        </w:rPr>
-        <w:t>Word</w:t>
+      <w:proofErr w:type="spellStart"/>
+      <w:r>
+        <w:rPr>
+          <w:rFonts w:ascii="Consolas" w:hAnsi="Consolas"/>
+        </w:rPr>
+        <w:t>totalSeconds</w:t>
+      </w:r>
+      <w:proofErr w:type="spellEnd"/>
+      <w:r>
+        <w:rPr>
+          <w:rFonts w:ascii="Consolas" w:hAnsi="Consolas"/>
+        </w:rPr>
+        <w:t>: int): void|</w:t>
+      </w:r>
+    </w:p>
+    <w:p>
+      <w:pPr>
+        <w:rPr>
+          <w:rFonts w:ascii="Consolas" w:hAnsi="Consolas"/>
+        </w:rPr>
+      </w:pPr>
+      <w:r>
+        <w:rPr>
+          <w:rFonts w:ascii="Consolas" w:hAnsi="Consolas"/>
+        </w:rPr>
+        <w:t>| +</w:t>
+      </w:r>
+      <w:proofErr w:type="spellStart"/>
+      <w:r>
+        <w:rPr>
+          <w:rFonts w:ascii="Consolas" w:hAnsi="Consolas"/>
+        </w:rPr>
+        <w:t>GetFutureTime</w:t>
+      </w:r>
+      <w:proofErr w:type="spellEnd"/>
+      <w:r>
+        <w:rPr>
+          <w:rFonts w:ascii="Consolas" w:hAnsi="Consolas"/>
+        </w:rPr>
+        <w:t xml:space="preserve">(duration: int): </w:t>
+      </w:r>
+      <w:proofErr w:type="spellStart"/>
+      <w:r>
+        <w:rPr>
+          <w:rFonts w:ascii="Consolas" w:hAnsi="Consolas"/>
+        </w:rPr>
+        <w:t>DateTime</w:t>
+      </w:r>
+      <w:proofErr w:type="spellEnd"/>
+      <w:r>
+        <w:rPr>
+          <w:rFonts w:ascii="Consolas" w:hAnsi="Consolas"/>
+        </w:rPr>
+        <w:t>|</w:t>
+      </w:r>
+    </w:p>
+    <w:p>
+      <w:pPr>
+        <w:rPr>
+          <w:rFonts w:ascii="Consolas" w:hAnsi="Consolas"/>
+        </w:rPr>
+      </w:pPr>
+      <w:r>
+        <w:rPr>
+          <w:rFonts w:ascii="Consolas" w:hAnsi="Consolas"/>
+        </w:rPr>
+        <w:t>| +</w:t>
+      </w:r>
+      <w:proofErr w:type="spellStart"/>
+      <w:r>
+        <w:rPr>
+          <w:rFonts w:ascii="Consolas" w:hAnsi="Consolas"/>
+        </w:rPr>
+        <w:t>GetCurrentTime</w:t>
+      </w:r>
+      <w:proofErr w:type="spellEnd"/>
+      <w:r>
+        <w:rPr>
+          <w:rFonts w:ascii="Consolas" w:hAnsi="Consolas"/>
+        </w:rPr>
+        <w:t xml:space="preserve">(): </w:t>
+      </w:r>
+      <w:proofErr w:type="spellStart"/>
+      <w:r>
+        <w:rPr>
+          <w:rFonts w:ascii="Consolas" w:hAnsi="Consolas"/>
+        </w:rPr>
+        <w:t>DateTime</w:t>
+      </w:r>
+      <w:proofErr w:type="spellEnd"/>
+      <w:r>
+        <w:rPr>
+          <w:rFonts w:ascii="Consolas" w:hAnsi="Consolas"/>
+        </w:rPr>
+        <w:t>|</w:t>
+      </w:r>
+    </w:p>
+    <w:p>
+      <w:pPr>
+        <w:rPr>
+          <w:rFonts w:ascii="Consolas" w:hAnsi="Consolas"/>
+        </w:rPr>
+      </w:pPr>
+      <w:r>
+        <w:rPr>
+          <w:rFonts w:ascii="Consolas" w:hAnsi="Consolas"/>
+        </w:rPr>
+        <w:t>+-----------------------+</w:t>
+      </w:r>
+    </w:p>
+    <w:p>
+      <w:pPr>
+        <w:rPr>
+          <w:rFonts w:ascii="Consolas" w:hAnsi="Consolas"/>
+        </w:rPr>
+      </w:pPr>
+    </w:p>
+    <w:p>
+      <w:pPr>
+        <w:rPr>
+          <w:rFonts w:ascii="Consolas" w:hAnsi="Consolas"/>
+        </w:rPr>
+      </w:pPr>
+      <w:r>
+        <w:rPr>
+          <w:rFonts w:ascii="Consolas" w:hAnsi="Consolas"/>
+        </w:rPr>
+        <w:t>+-----------------------+            +-------------------------+</w:t>
+      </w:r>
+    </w:p>
+    <w:p>
+      <w:pPr>
+        <w:rPr>
+          <w:rFonts w:ascii="Consolas" w:hAnsi="Consolas"/>
+        </w:rPr>
+      </w:pPr>
+      <w:r>
+        <w:rPr>
+          <w:rFonts w:ascii="Consolas" w:hAnsi="Consolas"/>
+        </w:rPr>
+        <w:t>|       &lt;&lt;class&gt;&gt;       |            |      &lt;&lt;class&gt;&gt;          |</w:t>
+      </w:r>
+    </w:p>
+    <w:p>
+      <w:pPr>
+        <w:rPr>
+          <w:rFonts w:ascii="Consolas" w:hAnsi="Consolas"/>
+        </w:rPr>
+      </w:pPr>
+      <w:r>
+        <w:rPr>
+          <w:rFonts w:ascii="Consolas" w:hAnsi="Consolas"/>
+        </w:rPr>
+        <w:t xml:space="preserve">|  </w:t>
+      </w:r>
+      <w:proofErr w:type="spellStart"/>
+      <w:r>
+        <w:rPr>
+          <w:rFonts w:ascii="Consolas" w:hAnsi="Consolas"/>
+        </w:rPr>
+        <w:t>BreathingActivity</w:t>
+      </w:r>
+      <w:proofErr w:type="spellEnd"/>
+      <w:r>
+        <w:rPr>
+          <w:rFonts w:ascii="Consolas" w:hAnsi="Consolas"/>
+        </w:rPr>
+        <w:t xml:space="preserve">    |            | ReflectingActivity      |</w:t>
+      </w:r>
+    </w:p>
+    <w:p>
+      <w:pPr>
+        <w:rPr>
+          <w:rFonts w:ascii="Consolas" w:hAnsi="Consolas"/>
+        </w:rPr>
+      </w:pPr>
+      <w:r>
+        <w:rPr>
+          <w:rFonts w:ascii="Consolas" w:hAnsi="Consolas"/>
+        </w:rPr>
+        <w:t>+-----------------------+            +-------------------------+</w:t>
+      </w:r>
+    </w:p>
+    <w:p>
+      <w:pPr>
+        <w:rPr>
+          <w:rFonts w:ascii="Consolas" w:hAnsi="Consolas"/>
+        </w:rPr>
+      </w:pPr>
+      <w:r>
+        <w:rPr>
+          <w:rFonts w:ascii="Consolas" w:hAnsi="Consolas"/>
+        </w:rPr>
+        <w:t>|                         |            | -_prompts: List&lt;string&gt;  |</w:t>
+      </w:r>
+    </w:p>
+    <w:p>
+      <w:pPr>
+        <w:rPr>
+          <w:rFonts w:ascii="Consolas" w:hAnsi="Consolas"/>
+        </w:rPr>
+      </w:pPr>
+      <w:r>
+        <w:rPr>
+          <w:rFonts w:ascii="Consolas" w:hAnsi="Consolas"/>
+        </w:rPr>
+        <w:t>|                         |            | -_questions: List&lt;string&gt;|</w:t>
+      </w:r>
+    </w:p>
+    <w:p>
+      <w:pPr>
+        <w:rPr>
+          <w:rFonts w:ascii="Consolas" w:hAnsi="Consolas"/>
+        </w:rPr>
+      </w:pPr>
+      <w:r>
+        <w:rPr>
+          <w:rFonts w:ascii="Consolas" w:hAnsi="Consolas"/>
+        </w:rPr>
+        <w:t>+-------------------------+            +-------------------------+</w:t>
+      </w:r>
+    </w:p>
+    <w:p>
+      <w:pPr>
+        <w:rPr>
+          <w:rFonts w:ascii="Consolas" w:hAnsi="Consolas"/>
+        </w:rPr>
+      </w:pPr>
+      <w:r>
+        <w:rPr>
+          <w:rFonts w:ascii="Consolas" w:hAnsi="Consolas"/>
+        </w:rPr>
+        <w:t>|                         |            | +</w:t>
+      </w:r>
+      <w:proofErr w:type="spellStart"/>
+      <w:r>
+        <w:rPr>
+          <w:rFonts w:ascii="Consolas" w:hAnsi="Consolas"/>
+        </w:rPr>
+        <w:t>GeneratePrompt</w:t>
+      </w:r>
+      <w:proofErr w:type="spellEnd"/>
+      <w:r>
+        <w:rPr>
+          <w:rFonts w:ascii="Consolas" w:hAnsi="Consolas"/>
+        </w:rPr>
+        <w:t>(): string|</w:t>
       </w:r>
     </w:p>
     <w:p>
@@ -1695,135 +1741,88 @@
           <w:rFonts w:ascii="Consolas" w:hAnsi="Consolas"/>
         </w:rPr>
         <w:lastRenderedPageBreak/>
-        <w:t>-</w:t>
-      </w:r>
-      <w:r>
-        <w:rPr>
-          <w:rFonts w:ascii="Consolas" w:hAnsi="Consolas"/>
-        </w:rPr>
-        <w:t xml:space="preserve"> word: string</w:t>
-      </w:r>
-    </w:p>
-    <w:p>
-      <w:pPr>
-        <w:rPr>
-          <w:rFonts w:ascii="Consolas" w:hAnsi="Consolas"/>
-        </w:rPr>
-      </w:pPr>
-      <w:r>
-        <w:rPr>
-          <w:rFonts w:ascii="Consolas" w:hAnsi="Consolas"/>
-        </w:rPr>
-        <w:t xml:space="preserve">- </w:t>
-      </w:r>
-      <w:proofErr w:type="spellStart"/>
-      <w:r>
-        <w:rPr>
-          <w:rFonts w:ascii="Consolas" w:hAnsi="Consolas"/>
-        </w:rPr>
-        <w:t>isHidden</w:t>
-      </w:r>
-      <w:proofErr w:type="spellEnd"/>
-      <w:r>
-        <w:rPr>
-          <w:rFonts w:ascii="Consolas" w:hAnsi="Consolas"/>
-        </w:rPr>
-        <w:t>: bool</w:t>
-      </w:r>
-    </w:p>
-    <w:p>
-      <w:pPr>
-        <w:rPr>
-          <w:rFonts w:ascii="Consolas" w:hAnsi="Consolas"/>
-        </w:rPr>
-      </w:pPr>
-      <w:r>
-        <w:rPr>
-          <w:rFonts w:ascii="Consolas" w:hAnsi="Consolas"/>
-        </w:rPr>
-        <w:t xml:space="preserve">+ </w:t>
-      </w:r>
-      <w:proofErr w:type="gramStart"/>
-      <w:r>
-        <w:rPr>
-          <w:rFonts w:ascii="Consolas" w:hAnsi="Consolas"/>
-        </w:rPr>
-        <w:t>Word(</w:t>
-      </w:r>
-      <w:proofErr w:type="gramEnd"/>
-      <w:r>
-        <w:rPr>
-          <w:rFonts w:ascii="Consolas" w:hAnsi="Consolas"/>
-        </w:rPr>
-        <w:t xml:space="preserve">string word, bool </w:t>
-      </w:r>
-      <w:proofErr w:type="spellStart"/>
-      <w:r>
-        <w:rPr>
-          <w:rFonts w:ascii="Consolas" w:hAnsi="Consolas"/>
-        </w:rPr>
-        <w:t>isHidden</w:t>
-      </w:r>
-      <w:proofErr w:type="spellEnd"/>
-      <w:r>
-        <w:rPr>
-          <w:rFonts w:ascii="Consolas" w:hAnsi="Consolas"/>
-        </w:rPr>
-        <w:t>)</w:t>
-      </w:r>
-    </w:p>
-    <w:p>
-      <w:pPr>
-        <w:rPr>
-          <w:rFonts w:ascii="Consolas" w:hAnsi="Consolas"/>
-        </w:rPr>
-      </w:pPr>
-      <w:r>
-        <w:rPr>
-          <w:rFonts w:ascii="Consolas" w:hAnsi="Consolas"/>
-        </w:rPr>
-        <w:t xml:space="preserve">+ </w:t>
-      </w:r>
-      <w:proofErr w:type="gramStart"/>
-      <w:r>
-        <w:rPr>
-          <w:rFonts w:ascii="Consolas" w:hAnsi="Consolas"/>
-        </w:rPr>
-        <w:t>Show(</w:t>
-      </w:r>
-      <w:proofErr w:type="gramEnd"/>
-      <w:r>
-        <w:rPr>
-          <w:rFonts w:ascii="Consolas" w:hAnsi="Consolas"/>
-        </w:rPr>
-        <w:t>)</w:t>
-      </w:r>
-    </w:p>
-    <w:p>
-      <w:pPr>
-        <w:rPr>
-          <w:rFonts w:ascii="Consolas" w:hAnsi="Consolas"/>
-        </w:rPr>
-      </w:pPr>
-      <w:r>
-        <w:rPr>
-          <w:rFonts w:ascii="Consolas" w:hAnsi="Consolas"/>
-        </w:rPr>
-        <w:t xml:space="preserve">+ </w:t>
-      </w:r>
-      <w:proofErr w:type="gramStart"/>
-      <w:r>
-        <w:rPr>
-          <w:rFonts w:ascii="Consolas" w:hAnsi="Consolas"/>
-        </w:rPr>
-        <w:t>Hide(</w:t>
-      </w:r>
-      <w:proofErr w:type="gramEnd"/>
-      <w:r>
-        <w:rPr>
-          <w:rFonts w:ascii="Consolas" w:hAnsi="Consolas"/>
-        </w:rPr>
-        <w:t>)</w:t>
+        <w:t>|                         |            | +</w:t>
+      </w:r>
+      <w:proofErr w:type="spellStart"/>
+      <w:r>
+        <w:rPr>
+          <w:rFonts w:ascii="Consolas" w:hAnsi="Consolas"/>
+        </w:rPr>
+        <w:t>GenerateQuestion</w:t>
+      </w:r>
+      <w:proofErr w:type="spellEnd"/>
+      <w:r>
+        <w:rPr>
+          <w:rFonts w:ascii="Consolas" w:hAnsi="Consolas"/>
+        </w:rPr>
+        <w:t>(): string|</w:t>
+      </w:r>
+    </w:p>
+    <w:p>
+      <w:pPr>
+        <w:rPr>
+          <w:rFonts w:ascii="Consolas" w:hAnsi="Consolas"/>
+        </w:rPr>
+      </w:pPr>
+      <w:r>
+        <w:rPr>
+          <w:rFonts w:ascii="Consolas" w:hAnsi="Consolas"/>
+        </w:rPr>
+        <w:t>|                         |            +-------------------------+</w:t>
+      </w:r>
+    </w:p>
+    <w:p>
+      <w:pPr>
+        <w:rPr>
+          <w:rFonts w:ascii="Consolas" w:hAnsi="Consolas"/>
+        </w:rPr>
+      </w:pPr>
+      <w:r>
+        <w:rPr>
+          <w:rFonts w:ascii="Consolas" w:hAnsi="Consolas"/>
+        </w:rPr>
+        <w:t>| +</w:t>
+      </w:r>
+      <w:proofErr w:type="spellStart"/>
+      <w:r>
+        <w:rPr>
+          <w:rFonts w:ascii="Consolas" w:hAnsi="Consolas"/>
+        </w:rPr>
+        <w:t>PromptBreathing</w:t>
+      </w:r>
+      <w:proofErr w:type="spellEnd"/>
+      <w:r>
+        <w:rPr>
+          <w:rFonts w:ascii="Consolas" w:hAnsi="Consolas"/>
+        </w:rPr>
+        <w:t>(): void|            | +</w:t>
+      </w:r>
+      <w:proofErr w:type="spellStart"/>
+      <w:r>
+        <w:rPr>
+          <w:rFonts w:ascii="Consolas" w:hAnsi="Consolas"/>
+        </w:rPr>
+        <w:t>PromptReflecting</w:t>
+      </w:r>
+      <w:proofErr w:type="spellEnd"/>
+      <w:r>
+        <w:rPr>
+          <w:rFonts w:ascii="Consolas" w:hAnsi="Consolas"/>
+        </w:rPr>
+        <w:t>(): void|</w:t>
+      </w:r>
+    </w:p>
+    <w:p>
+      <w:pPr>
+        <w:rPr>
+          <w:rFonts w:ascii="Consolas" w:hAnsi="Consolas"/>
+        </w:rPr>
+      </w:pPr>
+      <w:r>
+        <w:rPr>
+          <w:rFonts w:ascii="Consolas" w:hAnsi="Consolas"/>
+        </w:rPr>
+        <w:t>+-------------------------+            +-------------------------+</w:t>
       </w:r>
     </w:p>
     <w:sectPr>
